--- a/Fase 1 - Planificación/Grupal/1.5_GuiaEstudiante_Fase 1_Definicion Proyecto APT (Español).docx
+++ b/Fase 1 - Planificación/Grupal/1.5_GuiaEstudiante_Fase 1_Definicion Proyecto APT (Español).docx
@@ -603,7 +603,31 @@
               <w:rPr>
                 <w:b w:val="0"/>
               </w:rPr>
-              <w:t>Exequiel Alvarado Navarrete</w:t>
+              <w:t>Exequiel Alvarado</w:t>
+            </w:r>
+          </w:p>
+          <w:p>
+            <w:r>
+              <w:rPr>
+                <w:b w:val="0"/>
+              </w:rPr>
+              <w:t>Diana Guerrero</w:t>
+            </w:r>
+          </w:p>
+          <w:p>
+            <w:r>
+              <w:rPr>
+                <w:b w:val="0"/>
+              </w:rPr>
+              <w:t>Manuel Jansen</w:t>
+            </w:r>
+          </w:p>
+          <w:p>
+            <w:r>
+              <w:rPr>
+                <w:b w:val="0"/>
+              </w:rPr>
+              <w:t>Cristian Jorquera</w:t>
             </w:r>
           </w:p>
         </w:tc>
@@ -1481,7 +1505,7 @@
               <w:rPr>
                 <w:b w:val="0"/>
               </w:rPr>
-              <w:t>El proyecto consiste en construir y poner en producción una plataforma multi-tenant de soporte conversacional. Cada empresa cliente carga en un módulo de administración su documentación, sus preguntas frecuentes y la URL de su sitio web. Con esa información la plataforma construye una base de conocimiento vectorizada y genera un chat de soporte, disponible por web y por WhatsApp, que responde a los usuarios finales.</w:t>
+              <w:t>El proyecto consiste en construir y poner en producción una plataforma multi-tenant de soporte conversacional. Cada empresa cliente carga en un módulo de administración su documentación, sus preguntas frecuentes y la URL de su sitio web. Con esa información la plataforma construye una base de conocimiento vectorizada y genera un chat de soporte, disponible por web mediante un enlace único y un widget embebible, que responde a los usuarios finales.</w:t>
             </w:r>
           </w:p>
           <w:p>
@@ -1802,7 +1826,7 @@
               <w:rPr>
                 <w:b w:val="0"/>
               </w:rPr>
-              <w:t>Factores externos que lo dificultan y su mitigación: la verificación de la cuenta de WhatsApp Business ante Meta demora semanas y no depende del equipo, por lo que el trámite se inicia de inmediato y en paralelo, y el canal web no depende de esa aprobación; la disponibilidad de la contraparte de la empresa para cerrar las historias de usuario puede retrasarse, por lo que se avanza primero en lo que no cambia con esa reunión; y el uso real de los modelos tiene costo, por lo que el consumo se controla con límites por empresa y medición por período.</w:t>
+              <w:t>Factores externos que lo dificultan y su mitigación: la habilitación de una cuenta de WhatsApp Business ante Meta exige verificación, número dedicado y aprobación de plantillas: un trámite de semanas que resuelve un tercero. Por eso el canal se dejó fuera de la primera versión y la plataforma se define y se defiende por chat web, que no depende de esa aprobación; la disponibilidad de la contraparte de la empresa para cerrar las historias de usuario puede retrasarse, por lo que se avanza primero en lo que no cambia con esa reunión; y el uso real de los modelos tiene costo, por lo que el consumo se controla con límites por empresa y medición por período.</w:t>
             </w:r>
           </w:p>
         </w:tc>
@@ -2101,7 +2125,7 @@
               <w:rPr>
                 <w:b w:val="0"/>
               </w:rPr>
-              <w:t>Desarrollar, verificar y poner en producción una plataforma multi-tenant de soporte conversacional para Alloxentric, compuesta por un módulo de administración, un chat de soporte web y WhatsApp con agentes especializados técnico y comercial basados en RAG y DeepSeek, y una consola para agentes humanos que reciben las conversaciones derivadas, de modo que cualquier empresa cliente ofrezca a sus usuarios una primera línea de atención automatizada con respaldo humano.</w:t>
+              <w:t>Desarrollar, verificar y poner en producción una plataforma multi-tenant de soporte conversacional para Alloxentric, compuesta por un módulo de administración, un chat de soporte web con agentes especializados técnico y comercial basados en RAG y DeepSeek, y una consola para agentes humanos que reciben las conversaciones derivadas, de modo que cualquier empresa cliente ofrezca a sus usuarios una primera línea de atención automatizada con respaldo humano.</w:t>
             </w:r>
           </w:p>
         </w:tc>
@@ -2177,7 +2201,7 @@
               <w:rPr>
                 <w:b w:val="0"/>
               </w:rPr>
-              <w:t>4. Habilitar los canales de atención: enlace único de chat por cliente, widget embebible en el sitio del cliente y canal WhatsApp sobre el mismo motor conversacional.</w:t>
+              <w:t>4. Habilitar los canales de atención: enlace único de chat por cliente, widget embebible en el sitio del cliente, sobre un único motor conversacional agnóstico al canal. El canal WhatsApp queda documentado como extensión fuera de la primera versión (ADR 0002).</w:t>
             </w:r>
           </w:p>
           <w:p>
@@ -2501,7 +2525,7 @@
               <w:rPr>
                 <w:b w:val="0"/>
               </w:rPr>
-              <w:t>Construcción por fases. El desarrollo sigue las seis fases definidas con la empresa: fundaciones, ingesta de conocimiento, chat web con agentes RAG, derivación humana y consola, canal WhatsApp, y mejora continua con puesta en marcha. Cada fase entrega una parte funcional y verificable.</w:t>
+              <w:t>Construcción por fases. El desarrollo sigue la Carta Gantt acordada por el equipo, en tres fases sobre 18 semanas: planificación (semanas 1 a 4), desarrollo del proyecto (semanas 5 a 15) y presentación final (semanas 16 a 18). Dentro del desarrollo, cada actividad entrega una parte funcional y verificable —multi-tenancy, base de conocimiento, base de datos, frontend, backend e integración con el modelo de lenguaje— y las entregas evaluadas actúan como puntos de control: primera entrega de avance en la semana 11, segunda entrega de avance en la 15 y presentación final en las semanas 17 y 18.</w:t>
             </w:r>
           </w:p>
           <w:p>
@@ -2570,15 +2594,15 @@
               <w:rPr>
                 <w:b w:val="0"/>
               </w:rPr>
+              <w:t>· Manuel Jansen — Diseño de interfaz y mockups</w:t>
+            </w:r>
+          </w:p>
+          <w:p>
+            <w:r>
+              <w:rPr>
+                <w:b w:val="0"/>
+              </w:rPr>
               <w:t>· Cristian Jorquera — Aseguramiento de calidad, historias de usuario</w:t>
-            </w:r>
-          </w:p>
-          <w:p>
-            <w:r>
-              <w:rPr>
-                <w:b w:val="0"/>
-              </w:rPr>
-              <w:t>· Manuel Jansen — Diseño de interfaz y mockups</w:t>
             </w:r>
           </w:p>
         </w:tc>
@@ -4468,7 +4492,7 @@
                 <w:b w:val="0"/>
                 <w:sz w:val="16"/>
               </w:rPr>
-              <w:t>Levantamiento del problema, objetivos, alcance, arquitectura, modelo de datos y plan de trabajo. Incluye la replanificación tras recibir el sistema construido.</w:t>
+              <w:t>Conformación del grupo, apertura de los documentos compartidos, del repositorio Git y del tablero Jira, reunión con Alloxentric y presentación de la planificación. Incluye la replanificación tras recibir el sistema construido.</w:t>
             </w:r>
           </w:p>
         </w:tc>
@@ -4565,7 +4589,7 @@
                 <w:b w:val="0"/>
                 <w:sz w:val="16"/>
               </w:rPr>
-              <w:t>Facilitador: la empresa entregó documentación funcional completa. Obstaculizador: la reunión con la contraparte no tiene fecha confirmada; se avanza en lo que no depende de ella.</w:t>
+              <w:t>Facilitador: la empresa entregó documentación funcional completa. Obstaculizador: la reunión con la contraparte condiciona el arranque del desarrollo; se avanza en lo que no depende de ella.</w:t>
             </w:r>
           </w:p>
         </w:tc>
@@ -4617,7 +4641,7 @@
                 <w:b w:val="0"/>
                 <w:sz w:val="16"/>
               </w:rPr>
-              <w:t>Fundaciones y multi-tenancy</w:t>
+              <w:t>Desarrollo de la funcionalidad multi-tenant</w:t>
             </w:r>
           </w:p>
         </w:tc>
@@ -4640,7 +4664,7 @@
                 <w:b w:val="0"/>
                 <w:sz w:val="16"/>
               </w:rPr>
-              <w:t>Levantamiento del entorno en contenedores, migraciones versionadas, modelo de datos multi-tenant, autenticación con los tres roles, internacionalización y temas, e integración continua.</w:t>
+              <w:t>Entorno en contenedores, migraciones versionadas, modelo de datos con identificador de empresa en toda tabla de negocio, autenticación con los tres roles e integración continua.</w:t>
             </w:r>
           </w:p>
         </w:tc>
@@ -4690,7 +4714,7 @@
                 <w:b w:val="0"/>
                 <w:sz w:val="16"/>
               </w:rPr>
-              <w:t>Semanas 3 y 4</w:t>
+              <w:t>Semanas 5 y 6</w:t>
             </w:r>
           </w:p>
         </w:tc>
@@ -4793,7 +4817,7 @@
                 <w:b w:val="0"/>
                 <w:sz w:val="16"/>
               </w:rPr>
-              <w:t>Ingesta de conocimiento</w:t>
+              <w:t>Desarrollo de la base de conocimiento</w:t>
             </w:r>
           </w:p>
         </w:tc>
@@ -4816,7 +4840,7 @@
                 <w:b w:val="0"/>
                 <w:sz w:val="16"/>
               </w:rPr>
-              <w:t>Carga y edición de documentos por tipo de chat, editor de preguntas frecuentes, escaneo del sitio del cliente, y troceo, vectorización e indexación por empresa.</w:t>
+              <w:t>Carga y edición de documentos por tipo de chat, editor de preguntas frecuentes y escaneo del sitio del cliente, con troceo del contenido por empresa.</w:t>
             </w:r>
           </w:p>
         </w:tc>
@@ -4866,7 +4890,7 @@
                 <w:b w:val="0"/>
                 <w:sz w:val="16"/>
               </w:rPr>
-              <w:t>Semanas 5 y 6</w:t>
+              <w:t>Semana 7</w:t>
             </w:r>
           </w:p>
         </w:tc>
@@ -4933,7 +4957,7 @@
                 <w:b w:val="0"/>
                 <w:sz w:val="16"/>
               </w:rPr>
-              <w:t>Desarrollo de soluciones de software</w:t>
+              <w:t>Construcción de modelos de datos</w:t>
             </w:r>
           </w:p>
         </w:tc>
@@ -4947,7 +4971,7 @@
                 <w:b w:val="0"/>
                 <w:sz w:val="16"/>
               </w:rPr>
-              <w:t>Motor conversacional y canales de atención</w:t>
+              <w:t>Incorporación de la base de datos</w:t>
             </w:r>
           </w:p>
         </w:tc>
@@ -4961,7 +4985,7 @@
                 <w:b w:val="0"/>
                 <w:sz w:val="16"/>
               </w:rPr>
-              <w:t>Clasificador de intención, agentes técnico y comercial, generación de respuestas, enlace único de chat, widget embebible y canal WhatsApp.</w:t>
+              <w:t>Puesta en marcha de PostgreSQL con la extensión vectorial, vectorización e indexación del conocimiento por empresa y por tipo de chat, y respaldo automatizado.</w:t>
             </w:r>
           </w:p>
         </w:tc>
@@ -4975,7 +4999,7 @@
                 <w:b w:val="0"/>
                 <w:sz w:val="16"/>
               </w:rPr>
-              <w:t>Clave del modelo de lenguaje por cliente, cuenta de WhatsApp Business</w:t>
+              <w:t>Base de datos con extensión vectorial, entorno desplegado</w:t>
             </w:r>
           </w:p>
         </w:tc>
@@ -4989,7 +5013,7 @@
                 <w:b w:val="0"/>
                 <w:sz w:val="16"/>
               </w:rPr>
-              <w:t>Semanas 7 a 12</w:t>
+              <w:t>Semana 8</w:t>
             </w:r>
           </w:p>
         </w:tc>
@@ -5017,7 +5041,7 @@
                 <w:b w:val="0"/>
                 <w:sz w:val="16"/>
               </w:rPr>
-              <w:t>Obstaculizador: la verificación de Meta demora semanas y no depende del equipo; el trámite se inicia en paralelo desde el principio.</w:t>
+              <w:t>Facilitador: el modelo de datos recibido ya contempla el identificador de empresa. Obstaculizador: la indexación vectorial es la técnica más nueva para el equipo.</w:t>
             </w:r>
           </w:p>
         </w:tc>
@@ -5047,7 +5071,7 @@
                 <w:b w:val="0"/>
                 <w:sz w:val="16"/>
               </w:rPr>
-              <w:t>Derivación humana y consola de agente</w:t>
+              <w:t>Integración con el frontend</w:t>
             </w:r>
           </w:p>
         </w:tc>
@@ -5061,7 +5085,7 @@
                 <w:b w:val="0"/>
                 <w:sz w:val="16"/>
               </w:rPr>
-              <w:t>Gestión de agentes humanos por empresa, enrutador de derivación en vivo o ticket según disponibilidad, y consola con colas, transcripción y respuestas sugeridas.</w:t>
+              <w:t>Conexión de la interfaz React con la interfaz de programación: enlace único de chat, widget embebible, módulo de administración y consola de agente.</w:t>
             </w:r>
           </w:p>
         </w:tc>
@@ -5075,7 +5099,7 @@
                 <w:b w:val="0"/>
                 <w:sz w:val="16"/>
               </w:rPr>
-              <w:t>Entorno desplegado, usuarios de prueba por rol</w:t>
+              <w:t>Wireframe v11 aprobado, entorno desplegado, usuarios de prueba por rol</w:t>
             </w:r>
           </w:p>
         </w:tc>
@@ -5089,7 +5113,7 @@
                 <w:b w:val="0"/>
                 <w:sz w:val="16"/>
               </w:rPr>
-              <w:t>Semanas 11 y 12</w:t>
+              <w:t>Semana 9</w:t>
             </w:r>
           </w:p>
         </w:tc>
@@ -5103,7 +5127,7 @@
                 <w:b w:val="0"/>
                 <w:sz w:val="16"/>
               </w:rPr>
-              <w:t>Exequiel Alvarado</w:t>
+              <w:t>Exequiel Alvarado (desarrollo), Manuel Jansen (diseño de interfaz)</w:t>
             </w:r>
           </w:p>
         </w:tc>
@@ -5117,7 +5141,7 @@
                 <w:b w:val="0"/>
                 <w:sz w:val="16"/>
               </w:rPr>
-              <w:t>Facilitador: es la fase mejor cubierta por pruebas automatizadas en el sistema recibido.</w:t>
+              <w:t>Facilitador: el rediseño del wireframe está cerrado y sirve de guía directa.</w:t>
             </w:r>
           </w:p>
         </w:tc>
@@ -5133,7 +5157,7 @@
                 <w:b w:val="0"/>
                 <w:sz w:val="16"/>
               </w:rPr>
-              <w:t>Realizar pruebas de certificación</w:t>
+              <w:t>Desarrollo de soluciones de software</w:t>
             </w:r>
           </w:p>
         </w:tc>
@@ -5147,7 +5171,7 @@
                 <w:b w:val="0"/>
                 <w:sz w:val="16"/>
               </w:rPr>
-              <w:t>Verificación del aislamiento entre empresas</w:t>
+              <w:t>Integración con el backend</w:t>
             </w:r>
           </w:p>
         </w:tc>
@@ -5161,7 +5185,7 @@
                 <w:b w:val="0"/>
                 <w:sz w:val="16"/>
               </w:rPr>
-              <w:t>Batería de pruebas automatizadas que recorre todos los servicios de la interfaz de programación con datos de dos empresas, incorporada como condición bloqueante de la integración continua.</w:t>
+              <w:t>Cierre de los servicios de la interfaz de programación, derivación humana a agente en vivo o ticket según disponibilidad, y colas asíncronas.</w:t>
             </w:r>
           </w:p>
         </w:tc>
@@ -5175,7 +5199,7 @@
                 <w:b w:val="0"/>
                 <w:sz w:val="16"/>
               </w:rPr>
-              <w:t>Integración continua, entorno de pruebas</w:t>
+              <w:t>Entorno desplegado, integración continua en verde</w:t>
             </w:r>
           </w:p>
         </w:tc>
@@ -5189,7 +5213,7 @@
                 <w:b w:val="0"/>
                 <w:sz w:val="16"/>
               </w:rPr>
-              <w:t>Semanas 7 a 10</w:t>
+              <w:t>Semana 10</w:t>
             </w:r>
           </w:p>
         </w:tc>
@@ -5203,7 +5227,7 @@
                 <w:b w:val="0"/>
                 <w:sz w:val="16"/>
               </w:rPr>
-              <w:t>Cristian Jorquera (plan de pruebas), Exequiel Alvarado (implementación)</w:t>
+              <w:t>Exequiel Alvarado</w:t>
             </w:r>
           </w:p>
         </w:tc>
@@ -5217,7 +5241,7 @@
                 <w:b w:val="0"/>
                 <w:sz w:val="16"/>
               </w:rPr>
-              <w:t>Obstaculizador: la cobertura actual es una prueba sobre uno de los servicios; ampliarla es la brecha de mayor criticidad detectada.</w:t>
+              <w:t>Facilitador: es la parte mejor cubierta por pruebas automatizadas en el sistema recibido.</w:t>
             </w:r>
           </w:p>
         </w:tc>
@@ -5233,7 +5257,7 @@
                 <w:b w:val="0"/>
                 <w:sz w:val="16"/>
               </w:rPr>
-              <w:t>Realizar pruebas de certificación</w:t>
+              <w:t>Gestión de proyectos informáticos</w:t>
             </w:r>
           </w:p>
         </w:tc>
@@ -5247,7 +5271,7 @@
                 <w:b w:val="0"/>
                 <w:sz w:val="16"/>
               </w:rPr>
-              <w:t>Medición de la calidad de las respuestas</w:t>
+              <w:t>Primera entrega de avance</w:t>
             </w:r>
           </w:p>
         </w:tc>
@@ -5261,7 +5285,7 @@
                 <w:b w:val="0"/>
                 <w:sz w:val="16"/>
               </w:rPr>
-              <w:t>Construcción del conjunto de preguntas de prueba por cliente y por tipo de agente a partir de sus preguntas frecuentes reales, ejecución y reporte, incluida la matriz de confusión del clasificador.</w:t>
+              <w:t>Consolidación del informe de avance, demostración del sistema funcionando y entrega a la docencia.</w:t>
             </w:r>
           </w:p>
         </w:tc>
@@ -5275,7 +5299,7 @@
                 <w:b w:val="0"/>
                 <w:sz w:val="16"/>
               </w:rPr>
-              <w:t>Preguntas frecuentes reales de los cuatro clientes, entorno con el modelo operativo</w:t>
+              <w:t>Sistema desplegado, informe de avance</w:t>
             </w:r>
           </w:p>
         </w:tc>
@@ -5289,7 +5313,7 @@
                 <w:b w:val="0"/>
                 <w:sz w:val="16"/>
               </w:rPr>
-              <w:t>Semanas 9 a 14</w:t>
+              <w:t>Semana 11</w:t>
             </w:r>
           </w:p>
         </w:tc>
@@ -5303,7 +5327,7 @@
                 <w:b w:val="0"/>
                 <w:sz w:val="16"/>
               </w:rPr>
-              <w:t>Cristian Jorquera (construcción), Exequiel Alvarado (ejecución)</w:t>
+              <w:t>Diana Guerrero (informe), todo el equipo</w:t>
             </w:r>
           </w:p>
         </w:tc>
@@ -5317,7 +5341,7 @@
                 <w:b w:val="0"/>
                 <w:sz w:val="16"/>
               </w:rPr>
-              <w:t>Facilitador: las preguntas frecuentes de los clientes ya están cargadas. Obstaculizador: requiere el modelo de lenguaje operativo, con su costo asociado.</w:t>
+              <w:t>Hito evaluado del ramo. Facilitador: el avance se documenta en la bitácora desde la semana 1.</w:t>
             </w:r>
           </w:p>
         </w:tc>
@@ -5333,6 +5357,306 @@
                 <w:b w:val="0"/>
                 <w:sz w:val="16"/>
               </w:rPr>
+              <w:t>Realizar pruebas de certificación</w:t>
+            </w:r>
+          </w:p>
+        </w:tc>
+        <w:tc>
+          <w:tcPr>
+            <w:tcW w:type="dxa" w:w="1580"/>
+          </w:tcPr>
+          <w:p>
+            <w:r>
+              <w:rPr>
+                <w:b w:val="0"/>
+                <w:sz w:val="16"/>
+              </w:rPr>
+              <w:t>Ajustes de la primera entrega</w:t>
+            </w:r>
+          </w:p>
+        </w:tc>
+        <w:tc>
+          <w:tcPr>
+            <w:tcW w:type="dxa" w:w="1580"/>
+          </w:tcPr>
+          <w:p>
+            <w:r>
+              <w:rPr>
+                <w:b w:val="0"/>
+                <w:sz w:val="16"/>
+              </w:rPr>
+              <w:t>Corrección de las observaciones recibidas y batería de pruebas automatizadas que recorre todos los servicios con datos de dos empresas, incorporada como condición bloqueante de la integración continua.</w:t>
+            </w:r>
+          </w:p>
+        </w:tc>
+        <w:tc>
+          <w:tcPr>
+            <w:tcW w:type="dxa" w:w="1580"/>
+          </w:tcPr>
+          <w:p>
+            <w:r>
+              <w:rPr>
+                <w:b w:val="0"/>
+                <w:sz w:val="16"/>
+              </w:rPr>
+              <w:t>Integración continua, entorno de pruebas</w:t>
+            </w:r>
+          </w:p>
+        </w:tc>
+        <w:tc>
+          <w:tcPr>
+            <w:tcW w:type="dxa" w:w="1580"/>
+          </w:tcPr>
+          <w:p>
+            <w:r>
+              <w:rPr>
+                <w:b w:val="0"/>
+                <w:sz w:val="16"/>
+              </w:rPr>
+              <w:t>Semana 12</w:t>
+            </w:r>
+          </w:p>
+        </w:tc>
+        <w:tc>
+          <w:tcPr>
+            <w:tcW w:type="dxa" w:w="1580"/>
+          </w:tcPr>
+          <w:p>
+            <w:r>
+              <w:rPr>
+                <w:b w:val="0"/>
+                <w:sz w:val="16"/>
+              </w:rPr>
+              <w:t>Cristian Jorquera (plan de pruebas), Exequiel Alvarado (implementación)</w:t>
+            </w:r>
+          </w:p>
+        </w:tc>
+        <w:tc>
+          <w:tcPr>
+            <w:tcW w:type="dxa" w:w="1581"/>
+          </w:tcPr>
+          <w:p>
+            <w:r>
+              <w:rPr>
+                <w:b w:val="0"/>
+                <w:sz w:val="16"/>
+              </w:rPr>
+              <w:t>Obstaculizador: la cobertura actual del aislamiento es una prueba sobre uno de los servicios; ampliarla es la brecha de mayor criticidad detectada.</w:t>
+            </w:r>
+          </w:p>
+        </w:tc>
+      </w:tr>
+      <w:tr>
+        <w:tc>
+          <w:tcPr>
+            <w:tcW w:type="dxa" w:w="1580"/>
+          </w:tcPr>
+          <w:p>
+            <w:r>
+              <w:rPr>
+                <w:b w:val="0"/>
+                <w:sz w:val="16"/>
+              </w:rPr>
+              <w:t>Desarrollo de soluciones de software</w:t>
+            </w:r>
+          </w:p>
+        </w:tc>
+        <w:tc>
+          <w:tcPr>
+            <w:tcW w:type="dxa" w:w="1580"/>
+          </w:tcPr>
+          <w:p>
+            <w:r>
+              <w:rPr>
+                <w:b w:val="0"/>
+                <w:sz w:val="16"/>
+              </w:rPr>
+              <w:t>Integración con DeepSeek</w:t>
+            </w:r>
+          </w:p>
+        </w:tc>
+        <w:tc>
+          <w:tcPr>
+            <w:tcW w:type="dxa" w:w="1580"/>
+          </w:tcPr>
+          <w:p>
+            <w:r>
+              <w:rPr>
+                <w:b w:val="0"/>
+                <w:sz w:val="16"/>
+              </w:rPr>
+              <w:t>Conexión del modelo de lenguaje: clasificador de intención, agentes técnico y comercial, generación de respuestas y medición del consumo de tokens por empresa.</w:t>
+            </w:r>
+          </w:p>
+        </w:tc>
+        <w:tc>
+          <w:tcPr>
+            <w:tcW w:type="dxa" w:w="1580"/>
+          </w:tcPr>
+          <w:p>
+            <w:r>
+              <w:rPr>
+                <w:b w:val="0"/>
+                <w:sz w:val="16"/>
+              </w:rPr>
+              <w:t>Clave del modelo de lenguaje por cliente, presupuesto de consumo</w:t>
+            </w:r>
+          </w:p>
+        </w:tc>
+        <w:tc>
+          <w:tcPr>
+            <w:tcW w:type="dxa" w:w="1580"/>
+          </w:tcPr>
+          <w:p>
+            <w:r>
+              <w:rPr>
+                <w:b w:val="0"/>
+                <w:sz w:val="16"/>
+              </w:rPr>
+              <w:t>Semana 13</w:t>
+            </w:r>
+          </w:p>
+        </w:tc>
+        <w:tc>
+          <w:tcPr>
+            <w:tcW w:type="dxa" w:w="1580"/>
+          </w:tcPr>
+          <w:p>
+            <w:r>
+              <w:rPr>
+                <w:b w:val="0"/>
+                <w:sz w:val="16"/>
+              </w:rPr>
+              <w:t>Exequiel Alvarado</w:t>
+            </w:r>
+          </w:p>
+        </w:tc>
+        <w:tc>
+          <w:tcPr>
+            <w:tcW w:type="dxa" w:w="1581"/>
+          </w:tcPr>
+          <w:p>
+            <w:r>
+              <w:rPr>
+                <w:b w:val="0"/>
+                <w:sz w:val="16"/>
+              </w:rPr>
+              <w:t>Obstaculizador: el modelo tiene costo por uso y condiciona cuántas pruebas reales se pueden ejecutar.</w:t>
+            </w:r>
+          </w:p>
+        </w:tc>
+      </w:tr>
+      <w:tr>
+        <w:tc>
+          <w:tcPr>
+            <w:tcW w:type="dxa" w:w="1580"/>
+          </w:tcPr>
+          <w:p>
+            <w:r>
+              <w:rPr>
+                <w:b w:val="0"/>
+                <w:sz w:val="16"/>
+              </w:rPr>
+              <w:t>Realizar pruebas de certificación</w:t>
+            </w:r>
+          </w:p>
+        </w:tc>
+        <w:tc>
+          <w:tcPr>
+            <w:tcW w:type="dxa" w:w="1580"/>
+          </w:tcPr>
+          <w:p>
+            <w:r>
+              <w:rPr>
+                <w:b w:val="0"/>
+                <w:sz w:val="16"/>
+              </w:rPr>
+              <w:t>Ajustes finales</w:t>
+            </w:r>
+          </w:p>
+        </w:tc>
+        <w:tc>
+          <w:tcPr>
+            <w:tcW w:type="dxa" w:w="1580"/>
+          </w:tcPr>
+          <w:p>
+            <w:r>
+              <w:rPr>
+                <w:b w:val="0"/>
+                <w:sz w:val="16"/>
+              </w:rPr>
+              <w:t>Conjunto de preguntas de prueba por cliente y por tipo de agente a partir de sus preguntas frecuentes reales, con su reporte y la matriz de confusión del clasificador, más el endurecimiento de la seguridad.</w:t>
+            </w:r>
+          </w:p>
+        </w:tc>
+        <w:tc>
+          <w:tcPr>
+            <w:tcW w:type="dxa" w:w="1580"/>
+          </w:tcPr>
+          <w:p>
+            <w:r>
+              <w:rPr>
+                <w:b w:val="0"/>
+                <w:sz w:val="16"/>
+              </w:rPr>
+              <w:t>Preguntas frecuentes reales de los cuatro clientes, entorno con el modelo operativo</w:t>
+            </w:r>
+          </w:p>
+        </w:tc>
+        <w:tc>
+          <w:tcPr>
+            <w:tcW w:type="dxa" w:w="1580"/>
+          </w:tcPr>
+          <w:p>
+            <w:r>
+              <w:rPr>
+                <w:b w:val="0"/>
+                <w:sz w:val="16"/>
+              </w:rPr>
+              <w:t>Semana 14</w:t>
+            </w:r>
+          </w:p>
+        </w:tc>
+        <w:tc>
+          <w:tcPr>
+            <w:tcW w:type="dxa" w:w="1580"/>
+          </w:tcPr>
+          <w:p>
+            <w:r>
+              <w:rPr>
+                <w:b w:val="0"/>
+                <w:sz w:val="16"/>
+              </w:rPr>
+              <w:t>Cristian Jorquera (construcción), Exequiel Alvarado (ejecución)</w:t>
+            </w:r>
+          </w:p>
+        </w:tc>
+        <w:tc>
+          <w:tcPr>
+            <w:tcW w:type="dxa" w:w="1581"/>
+          </w:tcPr>
+          <w:p>
+            <w:r>
+              <w:rPr>
+                <w:b w:val="0"/>
+                <w:sz w:val="16"/>
+              </w:rPr>
+              <w:t>Facilitador: las preguntas frecuentes de los clientes ya están cargadas. Obstaculizador: requiere el modelo de lenguaje operativo, con su costo asociado.</w:t>
+            </w:r>
+          </w:p>
+        </w:tc>
+      </w:tr>
+      <w:tr>
+        <w:tc>
+          <w:tcPr>
+            <w:tcW w:type="dxa" w:w="1580"/>
+          </w:tcPr>
+          <w:p>
+            <w:r>
+              <w:rPr>
+                <w:b w:val="0"/>
+                <w:sz w:val="16"/>
+              </w:rPr>
               <w:t>Gestión de proyectos informáticos</w:t>
             </w:r>
           </w:p>
@@ -5347,7 +5671,7 @@
                 <w:b w:val="0"/>
                 <w:sz w:val="16"/>
               </w:rPr>
-              <w:t>Puesta en producción y cierre</w:t>
+              <w:t>Segunda entrega de avance</w:t>
             </w:r>
           </w:p>
         </w:tc>
@@ -5361,7 +5685,7 @@
                 <w:b w:val="0"/>
                 <w:sz w:val="16"/>
               </w:rPr>
-              <w:t>Despliegue de la plataforma con los cuatro clientes configurados, endurecimiento de la seguridad, dashboards de métricas, informe final, video de demostración y ensayo de la defensa.</w:t>
+              <w:t>Entrega del informe final con la plataforma desplegada y los cuatro clientes configurados, los dashboards de métricas y el video de demostración.</w:t>
             </w:r>
           </w:p>
         </w:tc>
@@ -5375,7 +5699,7 @@
                 <w:b w:val="0"/>
                 <w:sz w:val="16"/>
               </w:rPr>
-              <w:t>Plataforma de despliegue por definir, respaldo automatizado</w:t>
+              <w:t>Plataforma de despliegue, informe final, video de demostración</w:t>
             </w:r>
           </w:p>
         </w:tc>
@@ -5389,7 +5713,7 @@
                 <w:b w:val="0"/>
                 <w:sz w:val="16"/>
               </w:rPr>
-              <w:t>Semanas 15 a 18</w:t>
+              <w:t>Semana 15</w:t>
             </w:r>
           </w:p>
         </w:tc>
@@ -5403,7 +5727,7 @@
                 <w:b w:val="0"/>
                 <w:sz w:val="16"/>
               </w:rPr>
-              <w:t>Exequiel Alvarado (despliegue), todo el equipo (informe y presentación)</w:t>
+              <w:t>Exequiel Alvarado (despliegue), todo el equipo (informe)</w:t>
             </w:r>
           </w:p>
         </w:tc>
@@ -5417,7 +5741,207 @@
                 <w:b w:val="0"/>
                 <w:sz w:val="16"/>
               </w:rPr>
-              <w:t>Obstaculizador: la plataforma de despliegue está como decisión abierta y condiciona si el chat en vivo opera en tiempo real o por consulta periódica.</w:t>
+              <w:t>Hito evaluado del ramo. Obstaculizador: la plataforma de despliegue está como decisión abierta y condiciona si el chat en vivo opera en tiempo real o por consulta periódica.</w:t>
+            </w:r>
+          </w:p>
+        </w:tc>
+      </w:tr>
+      <w:tr>
+        <w:tc>
+          <w:tcPr>
+            <w:tcW w:type="dxa" w:w="1580"/>
+          </w:tcPr>
+          <w:p>
+            <w:r>
+              <w:rPr>
+                <w:b w:val="0"/>
+                <w:sz w:val="16"/>
+              </w:rPr>
+              <w:t>Gestión de proyectos informáticos</w:t>
+            </w:r>
+          </w:p>
+        </w:tc>
+        <w:tc>
+          <w:tcPr>
+            <w:tcW w:type="dxa" w:w="1580"/>
+          </w:tcPr>
+          <w:p>
+            <w:r>
+              <w:rPr>
+                <w:b w:val="0"/>
+                <w:sz w:val="16"/>
+              </w:rPr>
+              <w:t>Ajustes de la segunda presentación</w:t>
+            </w:r>
+          </w:p>
+        </w:tc>
+        <w:tc>
+          <w:tcPr>
+            <w:tcW w:type="dxa" w:w="1580"/>
+          </w:tcPr>
+          <w:p>
+            <w:r>
+              <w:rPr>
+                <w:b w:val="0"/>
+                <w:sz w:val="16"/>
+              </w:rPr>
+              <w:t>Corrección de las observaciones de la segunda entrega, cierre de la documentación técnica y del manual de usuario.</w:t>
+            </w:r>
+          </w:p>
+        </w:tc>
+        <w:tc>
+          <w:tcPr>
+            <w:tcW w:type="dxa" w:w="1580"/>
+          </w:tcPr>
+          <w:p>
+            <w:r>
+              <w:rPr>
+                <w:b w:val="0"/>
+                <w:sz w:val="16"/>
+              </w:rPr>
+              <w:t>Observaciones de la docencia, documentación del proyecto</w:t>
+            </w:r>
+          </w:p>
+        </w:tc>
+        <w:tc>
+          <w:tcPr>
+            <w:tcW w:type="dxa" w:w="1580"/>
+          </w:tcPr>
+          <w:p>
+            <w:r>
+              <w:rPr>
+                <w:b w:val="0"/>
+                <w:sz w:val="16"/>
+              </w:rPr>
+              <w:t>Semana 16</w:t>
+            </w:r>
+          </w:p>
+        </w:tc>
+        <w:tc>
+          <w:tcPr>
+            <w:tcW w:type="dxa" w:w="1580"/>
+          </w:tcPr>
+          <w:p>
+            <w:r>
+              <w:rPr>
+                <w:b w:val="0"/>
+                <w:sz w:val="16"/>
+              </w:rPr>
+              <w:t>Todo el equipo</w:t>
+            </w:r>
+          </w:p>
+        </w:tc>
+        <w:tc>
+          <w:tcPr>
+            <w:tcW w:type="dxa" w:w="1581"/>
+          </w:tcPr>
+          <w:p>
+            <w:r>
+              <w:rPr>
+                <w:b w:val="0"/>
+                <w:sz w:val="16"/>
+              </w:rPr>
+              <w:t>Facilitador: las decisiones de arquitectura están escritas y versionadas como ADR.</w:t>
+            </w:r>
+          </w:p>
+        </w:tc>
+      </w:tr>
+      <w:tr>
+        <w:tc>
+          <w:tcPr>
+            <w:tcW w:type="dxa" w:w="1580"/>
+          </w:tcPr>
+          <w:p>
+            <w:r>
+              <w:rPr>
+                <w:b w:val="0"/>
+                <w:sz w:val="16"/>
+              </w:rPr>
+              <w:t>Gestión de proyectos informáticos</w:t>
+            </w:r>
+          </w:p>
+        </w:tc>
+        <w:tc>
+          <w:tcPr>
+            <w:tcW w:type="dxa" w:w="1580"/>
+          </w:tcPr>
+          <w:p>
+            <w:r>
+              <w:rPr>
+                <w:b w:val="0"/>
+                <w:sz w:val="16"/>
+              </w:rPr>
+              <w:t>Presentación final</w:t>
+            </w:r>
+          </w:p>
+        </w:tc>
+        <w:tc>
+          <w:tcPr>
+            <w:tcW w:type="dxa" w:w="1580"/>
+          </w:tcPr>
+          <w:p>
+            <w:r>
+              <w:rPr>
+                <w:b w:val="0"/>
+                <w:sz w:val="16"/>
+              </w:rPr>
+              <w:t>Ensayo y defensa del proyecto ante la comisión, con demostración del sistema en funcionamiento.</w:t>
+            </w:r>
+          </w:p>
+        </w:tc>
+        <w:tc>
+          <w:tcPr>
+            <w:tcW w:type="dxa" w:w="1580"/>
+          </w:tcPr>
+          <w:p>
+            <w:r>
+              <w:rPr>
+                <w:b w:val="0"/>
+                <w:sz w:val="16"/>
+              </w:rPr>
+              <w:t>Sistema en producción, mazo de presentación, video de demostración</w:t>
+            </w:r>
+          </w:p>
+        </w:tc>
+        <w:tc>
+          <w:tcPr>
+            <w:tcW w:type="dxa" w:w="1580"/>
+          </w:tcPr>
+          <w:p>
+            <w:r>
+              <w:rPr>
+                <w:b w:val="0"/>
+                <w:sz w:val="16"/>
+              </w:rPr>
+              <w:t>Semanas 17 y 18</w:t>
+            </w:r>
+          </w:p>
+        </w:tc>
+        <w:tc>
+          <w:tcPr>
+            <w:tcW w:type="dxa" w:w="1580"/>
+          </w:tcPr>
+          <w:p>
+            <w:r>
+              <w:rPr>
+                <w:b w:val="0"/>
+                <w:sz w:val="16"/>
+              </w:rPr>
+              <w:t>Todo el equipo</w:t>
+            </w:r>
+          </w:p>
+        </w:tc>
+        <w:tc>
+          <w:tcPr>
+            <w:tcW w:type="dxa" w:w="1581"/>
+          </w:tcPr>
+          <w:p>
+            <w:r>
+              <w:rPr>
+                <w:b w:val="0"/>
+                <w:sz w:val="16"/>
+              </w:rPr>
+              <w:t>Facilitador: el mazo de la defensa se genera desde el repositorio y se mantiene al día en cada avance.</w:t>
             </w:r>
           </w:p>
         </w:tc>
@@ -5720,19 +6244,16 @@
             </w:pPr>
             <w:r>
               <w:rPr>
-                <w:b w:val="1"/>
-                <w:bCs w:val="1"/>
-                <w:sz w:val="16"/>
-                <w:szCs w:val="16"/>
-                <w:rtl w:val="0"/>
-              </w:rPr>
-              <w:t xml:space="preserve">Fase 1</w:t>
-            </w:r>
-          </w:p>
-        </w:tc>
-        <w:tc>
-          <w:tcPr>
-            <w:gridSpan w:val="12"/>
+                <w:b/>
+                <w:sz w:val="16"/>
+              </w:rPr>
+              <w:t>Fase 1: Planificación</w:t>
+            </w:r>
+          </w:p>
+        </w:tc>
+        <w:tc>
+          <w:tcPr>
+            <w:gridSpan w:val="11"/>
             <w:shd w:fill="fff2cb" w:val="clear"/>
           </w:tcPr>
           <w:p>
@@ -5748,19 +6269,16 @@
             </w:pPr>
             <w:r>
               <w:rPr>
-                <w:b w:val="1"/>
-                <w:bCs w:val="1"/>
-                <w:sz w:val="16"/>
-                <w:szCs w:val="16"/>
-                <w:rtl w:val="0"/>
-              </w:rPr>
-              <w:t xml:space="preserve">Fase 2</w:t>
-            </w:r>
-          </w:p>
-        </w:tc>
-        <w:tc>
-          <w:tcPr>
-            <w:gridSpan w:val="4"/>
+                <w:b/>
+                <w:sz w:val="16"/>
+              </w:rPr>
+              <w:t>Fase 2: Desarrollo del proyecto</w:t>
+            </w:r>
+          </w:p>
+        </w:tc>
+        <w:tc>
+          <w:tcPr>
+            <w:gridSpan w:val="5"/>
             <w:shd w:fill="fbe4d5" w:val="clear"/>
           </w:tcPr>
           <w:p>
@@ -5776,13 +6294,10 @@
             </w:pPr>
             <w:r>
               <w:rPr>
-                <w:b w:val="1"/>
-                <w:bCs w:val="1"/>
-                <w:sz w:val="16"/>
-                <w:szCs w:val="16"/>
-                <w:rtl w:val="0"/>
-              </w:rPr>
-              <w:t xml:space="preserve">Fase 3</w:t>
+                <w:b/>
+                <w:sz w:val="16"/>
+              </w:rPr>
+              <w:t>Fase 3: Presentación Final</w:t>
             </w:r>
           </w:p>
         </w:tc>
@@ -6256,7 +6771,9 @@
           </w:p>
         </w:tc>
         <w:tc>
-          <w:tcPr/>
+          <w:tcPr>
+            <w:gridSpan w:val="2"/>
+          </w:tcPr>
           <w:p>
             <w:pPr>
               <w:spacing w:line="360" w:lineRule="auto"/>
@@ -6305,7 +6822,7 @@
                 <w:b w:val="0"/>
                 <w:sz w:val="16"/>
               </w:rPr>
-              <w:t>Definición y planificación del proyecto</w:t>
+              <w:t>Conformación de grupo</w:t>
             </w:r>
           </w:p>
         </w:tc>
@@ -6346,10 +6863,8 @@
             </w:pPr>
             <w:r>
               <w:rPr>
-                <w:b/>
-                <w:sz w:val="18"/>
-              </w:rPr>
-              <w:t>X</w:t>
+                <w:rtl w:val="0"/>
+              </w:rPr>
             </w:r>
           </w:p>
         </w:tc>
@@ -6368,10 +6883,8 @@
             </w:pPr>
             <w:r>
               <w:rPr>
-                <w:b/>
-                <w:sz w:val="18"/>
-              </w:rPr>
-              <w:t>X</w:t>
+                <w:rtl w:val="0"/>
+              </w:rPr>
             </w:r>
           </w:p>
         </w:tc>
@@ -6390,10 +6903,8 @@
             </w:pPr>
             <w:r>
               <w:rPr>
-                <w:b/>
-                <w:sz w:val="18"/>
-              </w:rPr>
-              <w:t>X</w:t>
+                <w:rtl w:val="0"/>
+              </w:rPr>
             </w:r>
           </w:p>
         </w:tc>
@@ -6660,7 +7171,9 @@
           </w:p>
         </w:tc>
         <w:tc>
-          <w:tcPr/>
+          <w:tcPr>
+            <w:gridSpan w:val="2"/>
+          </w:tcPr>
           <w:p>
             <w:pPr>
               <w:spacing w:line="360" w:lineRule="auto"/>
@@ -6704,7 +7217,7 @@
                 <w:b w:val="0"/>
                 <w:sz w:val="16"/>
               </w:rPr>
-              <w:t>Fundaciones y multi-tenancy</w:t>
+              <w:t>Generación de documentos compartidos, Git y Jira</w:t>
             </w:r>
           </w:p>
         </w:tc>
@@ -6743,8 +7256,10 @@
             </w:pPr>
             <w:r>
               <w:rPr>
-                <w:rtl w:val="0"/>
-              </w:rPr>
+                <w:b/>
+                <w:sz w:val="18"/>
+              </w:rPr>
+              <w:t>X</w:t>
             </w:r>
           </w:p>
         </w:tc>
@@ -6763,10 +7278,8 @@
             </w:pPr>
             <w:r>
               <w:rPr>
-                <w:b/>
-                <w:sz w:val="18"/>
-              </w:rPr>
-              <w:t>X</w:t>
+                <w:rtl w:val="0"/>
+              </w:rPr>
             </w:r>
           </w:p>
         </w:tc>
@@ -6785,10 +7298,8 @@
             </w:pPr>
             <w:r>
               <w:rPr>
-                <w:b/>
-                <w:sz w:val="18"/>
-              </w:rPr>
-              <w:t>X</w:t>
+                <w:rtl w:val="0"/>
+              </w:rPr>
             </w:r>
           </w:p>
         </w:tc>
@@ -7055,7 +7566,9 @@
           </w:p>
         </w:tc>
         <w:tc>
-          <w:tcPr/>
+          <w:tcPr>
+            <w:gridSpan w:val="2"/>
+          </w:tcPr>
           <w:p>
             <w:pPr>
               <w:spacing w:line="360" w:lineRule="auto"/>
@@ -7099,7 +7612,7 @@
                 <w:b w:val="0"/>
                 <w:sz w:val="16"/>
               </w:rPr>
-              <w:t>Ingesta de conocimiento</w:t>
+              <w:t>Reunión con Alloxentric</w:t>
             </w:r>
           </w:p>
         </w:tc>
@@ -7158,8 +7671,10 @@
             </w:pPr>
             <w:r>
               <w:rPr>
-                <w:rtl w:val="0"/>
-              </w:rPr>
+                <w:b/>
+                <w:sz w:val="18"/>
+              </w:rPr>
+              <w:t>X</w:t>
             </w:r>
           </w:p>
         </w:tc>
@@ -7198,6 +7713,316 @@
             </w:pPr>
             <w:r>
               <w:rPr>
+                <w:rtl w:val="0"/>
+              </w:rPr>
+            </w:r>
+          </w:p>
+        </w:tc>
+        <w:tc>
+          <w:tcPr/>
+          <w:p>
+            <w:pPr>
+              <w:spacing w:line="360" w:lineRule="auto"/>
+              <w:jc w:val="both"/>
+              <w:rPr>
+                <w:b w:val="1"/>
+                <w:bCs w:val="1"/>
+                <w:sz w:val="16"/>
+                <w:szCs w:val="16"/>
+              </w:rPr>
+            </w:pPr>
+            <w:r>
+              <w:rPr>
+                <w:rtl w:val="0"/>
+              </w:rPr>
+            </w:r>
+          </w:p>
+        </w:tc>
+        <w:tc>
+          <w:tcPr/>
+          <w:p>
+            <w:pPr>
+              <w:spacing w:line="360" w:lineRule="auto"/>
+              <w:jc w:val="both"/>
+              <w:rPr>
+                <w:b w:val="1"/>
+                <w:bCs w:val="1"/>
+                <w:sz w:val="16"/>
+                <w:szCs w:val="16"/>
+              </w:rPr>
+            </w:pPr>
+            <w:r>
+              <w:rPr>
+                <w:rtl w:val="0"/>
+              </w:rPr>
+            </w:r>
+          </w:p>
+        </w:tc>
+        <w:tc>
+          <w:tcPr/>
+          <w:p>
+            <w:pPr>
+              <w:spacing w:line="360" w:lineRule="auto"/>
+              <w:jc w:val="both"/>
+              <w:rPr>
+                <w:b w:val="1"/>
+                <w:bCs w:val="1"/>
+                <w:sz w:val="16"/>
+                <w:szCs w:val="16"/>
+              </w:rPr>
+            </w:pPr>
+            <w:r>
+              <w:rPr>
+                <w:rtl w:val="0"/>
+              </w:rPr>
+            </w:r>
+          </w:p>
+        </w:tc>
+        <w:tc>
+          <w:tcPr/>
+          <w:p>
+            <w:pPr>
+              <w:spacing w:line="360" w:lineRule="auto"/>
+              <w:jc w:val="both"/>
+              <w:rPr>
+                <w:b w:val="1"/>
+                <w:bCs w:val="1"/>
+                <w:sz w:val="16"/>
+                <w:szCs w:val="16"/>
+              </w:rPr>
+            </w:pPr>
+            <w:r>
+              <w:rPr>
+                <w:rtl w:val="0"/>
+              </w:rPr>
+            </w:r>
+          </w:p>
+        </w:tc>
+        <w:tc>
+          <w:tcPr/>
+          <w:p>
+            <w:pPr>
+              <w:spacing w:line="360" w:lineRule="auto"/>
+              <w:jc w:val="both"/>
+              <w:rPr>
+                <w:b w:val="1"/>
+                <w:bCs w:val="1"/>
+                <w:sz w:val="16"/>
+                <w:szCs w:val="16"/>
+              </w:rPr>
+            </w:pPr>
+            <w:r>
+              <w:rPr>
+                <w:rtl w:val="0"/>
+              </w:rPr>
+            </w:r>
+          </w:p>
+        </w:tc>
+        <w:tc>
+          <w:tcPr/>
+          <w:p>
+            <w:pPr>
+              <w:spacing w:line="360" w:lineRule="auto"/>
+              <w:jc w:val="both"/>
+              <w:rPr>
+                <w:b w:val="1"/>
+                <w:bCs w:val="1"/>
+                <w:sz w:val="16"/>
+                <w:szCs w:val="16"/>
+              </w:rPr>
+            </w:pPr>
+            <w:r>
+              <w:rPr>
+                <w:rtl w:val="0"/>
+              </w:rPr>
+            </w:r>
+          </w:p>
+        </w:tc>
+        <w:tc>
+          <w:tcPr/>
+          <w:p>
+            <w:pPr>
+              <w:spacing w:line="360" w:lineRule="auto"/>
+              <w:jc w:val="both"/>
+              <w:rPr>
+                <w:b w:val="1"/>
+                <w:bCs w:val="1"/>
+                <w:sz w:val="16"/>
+                <w:szCs w:val="16"/>
+              </w:rPr>
+            </w:pPr>
+            <w:r>
+              <w:rPr>
+                <w:rtl w:val="0"/>
+              </w:rPr>
+            </w:r>
+          </w:p>
+        </w:tc>
+        <w:tc>
+          <w:tcPr/>
+          <w:p>
+            <w:pPr>
+              <w:spacing w:line="360" w:lineRule="auto"/>
+              <w:jc w:val="both"/>
+              <w:rPr>
+                <w:b w:val="1"/>
+                <w:bCs w:val="1"/>
+                <w:sz w:val="16"/>
+                <w:szCs w:val="16"/>
+              </w:rPr>
+            </w:pPr>
+            <w:r>
+              <w:rPr>
+                <w:rtl w:val="0"/>
+              </w:rPr>
+            </w:r>
+          </w:p>
+        </w:tc>
+        <w:tc>
+          <w:tcPr/>
+          <w:p>
+            <w:pPr>
+              <w:spacing w:line="360" w:lineRule="auto"/>
+              <w:jc w:val="both"/>
+              <w:rPr>
+                <w:b w:val="1"/>
+                <w:bCs w:val="1"/>
+                <w:sz w:val="16"/>
+                <w:szCs w:val="16"/>
+              </w:rPr>
+            </w:pPr>
+            <w:r>
+              <w:rPr>
+                <w:rtl w:val="0"/>
+              </w:rPr>
+            </w:r>
+          </w:p>
+        </w:tc>
+        <w:tc>
+          <w:tcPr/>
+          <w:p>
+            <w:pPr>
+              <w:spacing w:line="360" w:lineRule="auto"/>
+              <w:jc w:val="both"/>
+              <w:rPr>
+                <w:b w:val="1"/>
+                <w:bCs w:val="1"/>
+                <w:sz w:val="16"/>
+                <w:szCs w:val="16"/>
+              </w:rPr>
+            </w:pPr>
+            <w:r>
+              <w:rPr>
+                <w:rtl w:val="0"/>
+              </w:rPr>
+            </w:r>
+          </w:p>
+        </w:tc>
+        <w:tc>
+          <w:tcPr>
+            <w:gridSpan w:val="2"/>
+          </w:tcPr>
+          <w:p>
+            <w:pPr>
+              <w:spacing w:line="360" w:lineRule="auto"/>
+              <w:jc w:val="both"/>
+              <w:rPr>
+                <w:b w:val="1"/>
+                <w:bCs w:val="1"/>
+                <w:sz w:val="16"/>
+                <w:szCs w:val="16"/>
+              </w:rPr>
+            </w:pPr>
+            <w:r>
+              <w:rPr>
+                <w:rtl w:val="0"/>
+              </w:rPr>
+            </w:r>
+          </w:p>
+        </w:tc>
+        <w:tc>
+          <w:tcPr/>
+          <w:p>
+            <w:pPr>
+              <w:spacing w:line="360" w:lineRule="auto"/>
+              <w:jc w:val="both"/>
+              <w:rPr>
+                <w:b w:val="1"/>
+                <w:bCs w:val="1"/>
+                <w:sz w:val="16"/>
+                <w:szCs w:val="16"/>
+              </w:rPr>
+            </w:pPr>
+            <w:r>
+              <w:rPr>
+                <w:rtl w:val="0"/>
+              </w:rPr>
+            </w:r>
+          </w:p>
+        </w:tc>
+        <w:tc>
+          <w:tcPr>
+            <w:gridSpan w:val="2"/>
+          </w:tcPr>
+          <w:p>
+            <w:pPr>
+              <w:spacing w:line="360" w:lineRule="auto"/>
+              <w:jc w:val="both"/>
+              <w:rPr>
+                <w:b w:val="1"/>
+                <w:bCs w:val="1"/>
+                <w:sz w:val="16"/>
+                <w:szCs w:val="16"/>
+              </w:rPr>
+            </w:pPr>
+            <w:r>
+              <w:rPr>
+                <w:rtl w:val="0"/>
+              </w:rPr>
+            </w:r>
+          </w:p>
+        </w:tc>
+      </w:tr>
+      <w:tr>
+        <w:tc>
+          <w:tcPr>
+            <w:tcW w:type="dxa" w:w="1351"/>
+          </w:tcPr>
+          <w:p>
+            <w:r>
+              <w:rPr>
+                <w:b/>
+                <w:sz w:val="16"/>
+              </w:rPr>
+              <w:t>Presentación de planificación</w:t>
+            </w:r>
+          </w:p>
+        </w:tc>
+        <w:tc>
+          <w:tcPr>
+            <w:tcW w:type="dxa" w:w="536"/>
+          </w:tcPr>
+          <w:p/>
+        </w:tc>
+        <w:tc>
+          <w:tcPr>
+            <w:tcW w:type="dxa" w:w="522"/>
+          </w:tcPr>
+          <w:p/>
+        </w:tc>
+        <w:tc>
+          <w:tcPr>
+            <w:tcW w:type="dxa" w:w="523"/>
+          </w:tcPr>
+          <w:p/>
+        </w:tc>
+        <w:tc>
+          <w:tcPr>
+            <w:tcW w:type="dxa" w:w="526"/>
+          </w:tcPr>
+          <w:p>
+            <w:r>
+              <w:rPr>
                 <w:b/>
                 <w:sz w:val="18"/>
               </w:rPr>
@@ -7206,18 +8031,146 @@
           </w:p>
         </w:tc>
         <w:tc>
-          <w:tcPr/>
-          <w:p>
-            <w:pPr>
-              <w:spacing w:line="360" w:lineRule="auto"/>
-              <w:jc w:val="both"/>
-              <w:rPr>
-                <w:b w:val="1"/>
-                <w:bCs w:val="1"/>
-                <w:sz w:val="16"/>
-                <w:szCs w:val="16"/>
-              </w:rPr>
-            </w:pPr>
+          <w:tcPr>
+            <w:tcW w:type="dxa" w:w="523"/>
+          </w:tcPr>
+          <w:p/>
+        </w:tc>
+        <w:tc>
+          <w:tcPr>
+            <w:tcW w:type="dxa" w:w="523"/>
+          </w:tcPr>
+          <w:p/>
+        </w:tc>
+        <w:tc>
+          <w:tcPr>
+            <w:tcW w:type="dxa" w:w="523"/>
+          </w:tcPr>
+          <w:p/>
+        </w:tc>
+        <w:tc>
+          <w:tcPr>
+            <w:tcW w:type="dxa" w:w="523"/>
+          </w:tcPr>
+          <w:p/>
+        </w:tc>
+        <w:tc>
+          <w:tcPr>
+            <w:tcW w:type="dxa" w:w="523"/>
+          </w:tcPr>
+          <w:p/>
+        </w:tc>
+        <w:tc>
+          <w:tcPr>
+            <w:tcW w:type="dxa" w:w="523"/>
+          </w:tcPr>
+          <w:p/>
+        </w:tc>
+        <w:tc>
+          <w:tcPr>
+            <w:tcW w:type="dxa" w:w="523"/>
+          </w:tcPr>
+          <w:p/>
+        </w:tc>
+        <w:tc>
+          <w:tcPr>
+            <w:tcW w:type="dxa" w:w="523"/>
+          </w:tcPr>
+          <w:p/>
+        </w:tc>
+        <w:tc>
+          <w:tcPr>
+            <w:tcW w:type="dxa" w:w="525"/>
+          </w:tcPr>
+          <w:p/>
+        </w:tc>
+        <w:tc>
+          <w:tcPr>
+            <w:tcW w:type="dxa" w:w="525"/>
+          </w:tcPr>
+          <w:p/>
+        </w:tc>
+        <w:tc>
+          <w:tcPr>
+            <w:tcW w:type="dxa" w:w="525"/>
+          </w:tcPr>
+          <w:p/>
+        </w:tc>
+        <w:tc>
+          <w:tcPr>
+            <w:tcW w:type="dxa" w:w="7"/>
+          </w:tcPr>
+          <w:p/>
+        </w:tc>
+        <w:tc>
+          <w:tcPr>
+            <w:tcW w:type="dxa" w:w="518"/>
+          </w:tcPr>
+          <w:p/>
+        </w:tc>
+        <w:tc>
+          <w:tcPr>
+            <w:tcW w:type="dxa" w:w="525"/>
+          </w:tcPr>
+          <w:p/>
+        </w:tc>
+        <w:tc>
+          <w:tcPr>
+            <w:tcW w:type="dxa" w:w="525"/>
+          </w:tcPr>
+          <w:p/>
+        </w:tc>
+        <w:tc>
+          <w:tcPr>
+            <w:tcW w:type="dxa" w:w="10"/>
+          </w:tcPr>
+          <w:p/>
+        </w:tc>
+      </w:tr>
+      <w:tr>
+        <w:tc>
+          <w:tcPr>
+            <w:tcW w:type="dxa" w:w="1351"/>
+          </w:tcPr>
+          <w:p>
+            <w:r>
+              <w:rPr>
+                <w:b w:val="0"/>
+                <w:sz w:val="16"/>
+              </w:rPr>
+              <w:t>Desarrollo funcionalidad multi-tenant</w:t>
+            </w:r>
+          </w:p>
+        </w:tc>
+        <w:tc>
+          <w:tcPr>
+            <w:tcW w:type="dxa" w:w="536"/>
+          </w:tcPr>
+          <w:p/>
+        </w:tc>
+        <w:tc>
+          <w:tcPr>
+            <w:tcW w:type="dxa" w:w="522"/>
+          </w:tcPr>
+          <w:p/>
+        </w:tc>
+        <w:tc>
+          <w:tcPr>
+            <w:tcW w:type="dxa" w:w="523"/>
+          </w:tcPr>
+          <w:p/>
+        </w:tc>
+        <w:tc>
+          <w:tcPr>
+            <w:tcW w:type="dxa" w:w="526"/>
+          </w:tcPr>
+          <w:p/>
+        </w:tc>
+        <w:tc>
+          <w:tcPr>
+            <w:tcW w:type="dxa" w:w="523"/>
+          </w:tcPr>
+          <w:p>
             <w:r>
               <w:rPr>
                 <w:b/>
@@ -7228,246 +8181,102 @@
           </w:p>
         </w:tc>
         <w:tc>
-          <w:tcPr/>
-          <w:p>
-            <w:pPr>
-              <w:spacing w:line="360" w:lineRule="auto"/>
-              <w:jc w:val="both"/>
-              <w:rPr>
-                <w:b w:val="1"/>
-                <w:bCs w:val="1"/>
-                <w:sz w:val="16"/>
-                <w:szCs w:val="16"/>
-              </w:rPr>
-            </w:pPr>
-            <w:r>
-              <w:rPr>
-                <w:rtl w:val="0"/>
-              </w:rPr>
-            </w:r>
-          </w:p>
-        </w:tc>
-        <w:tc>
-          <w:tcPr/>
-          <w:p>
-            <w:pPr>
-              <w:spacing w:line="360" w:lineRule="auto"/>
-              <w:jc w:val="both"/>
-              <w:rPr>
-                <w:b w:val="1"/>
-                <w:bCs w:val="1"/>
-                <w:sz w:val="16"/>
-                <w:szCs w:val="16"/>
-              </w:rPr>
-            </w:pPr>
-            <w:r>
-              <w:rPr>
-                <w:rtl w:val="0"/>
-              </w:rPr>
-            </w:r>
-          </w:p>
-        </w:tc>
-        <w:tc>
-          <w:tcPr/>
-          <w:p>
-            <w:pPr>
-              <w:spacing w:line="360" w:lineRule="auto"/>
-              <w:jc w:val="both"/>
-              <w:rPr>
-                <w:b w:val="1"/>
-                <w:bCs w:val="1"/>
-                <w:sz w:val="16"/>
-                <w:szCs w:val="16"/>
-              </w:rPr>
-            </w:pPr>
-            <w:r>
-              <w:rPr>
-                <w:rtl w:val="0"/>
-              </w:rPr>
-            </w:r>
-          </w:p>
-        </w:tc>
-        <w:tc>
-          <w:tcPr/>
-          <w:p>
-            <w:pPr>
-              <w:spacing w:line="360" w:lineRule="auto"/>
-              <w:jc w:val="both"/>
-              <w:rPr>
-                <w:b w:val="1"/>
-                <w:bCs w:val="1"/>
-                <w:sz w:val="16"/>
-                <w:szCs w:val="16"/>
-              </w:rPr>
-            </w:pPr>
-            <w:r>
-              <w:rPr>
-                <w:rtl w:val="0"/>
-              </w:rPr>
-            </w:r>
-          </w:p>
-        </w:tc>
-        <w:tc>
-          <w:tcPr/>
-          <w:p>
-            <w:pPr>
-              <w:spacing w:line="360" w:lineRule="auto"/>
-              <w:jc w:val="both"/>
-              <w:rPr>
-                <w:b w:val="1"/>
-                <w:bCs w:val="1"/>
-                <w:sz w:val="16"/>
-                <w:szCs w:val="16"/>
-              </w:rPr>
-            </w:pPr>
-            <w:r>
-              <w:rPr>
-                <w:rtl w:val="0"/>
-              </w:rPr>
-            </w:r>
-          </w:p>
-        </w:tc>
-        <w:tc>
-          <w:tcPr/>
-          <w:p>
-            <w:pPr>
-              <w:spacing w:line="360" w:lineRule="auto"/>
-              <w:jc w:val="both"/>
-              <w:rPr>
-                <w:b w:val="1"/>
-                <w:bCs w:val="1"/>
-                <w:sz w:val="16"/>
-                <w:szCs w:val="16"/>
-              </w:rPr>
-            </w:pPr>
-            <w:r>
-              <w:rPr>
-                <w:rtl w:val="0"/>
-              </w:rPr>
-            </w:r>
-          </w:p>
-        </w:tc>
-        <w:tc>
-          <w:tcPr/>
-          <w:p>
-            <w:pPr>
-              <w:spacing w:line="360" w:lineRule="auto"/>
-              <w:jc w:val="both"/>
-              <w:rPr>
-                <w:b w:val="1"/>
-                <w:bCs w:val="1"/>
-                <w:sz w:val="16"/>
-                <w:szCs w:val="16"/>
-              </w:rPr>
-            </w:pPr>
-            <w:r>
-              <w:rPr>
-                <w:rtl w:val="0"/>
-              </w:rPr>
-            </w:r>
-          </w:p>
-        </w:tc>
-        <w:tc>
-          <w:tcPr/>
-          <w:p>
-            <w:pPr>
-              <w:spacing w:line="360" w:lineRule="auto"/>
-              <w:jc w:val="both"/>
-              <w:rPr>
-                <w:b w:val="1"/>
-                <w:bCs w:val="1"/>
-                <w:sz w:val="16"/>
-                <w:szCs w:val="16"/>
-              </w:rPr>
-            </w:pPr>
-            <w:r>
-              <w:rPr>
-                <w:rtl w:val="0"/>
-              </w:rPr>
-            </w:r>
-          </w:p>
-        </w:tc>
-        <w:tc>
-          <w:tcPr/>
-          <w:p>
-            <w:pPr>
-              <w:spacing w:line="360" w:lineRule="auto"/>
-              <w:jc w:val="both"/>
-              <w:rPr>
-                <w:b w:val="1"/>
-                <w:bCs w:val="1"/>
-                <w:sz w:val="16"/>
-                <w:szCs w:val="16"/>
-              </w:rPr>
-            </w:pPr>
-            <w:r>
-              <w:rPr>
-                <w:rtl w:val="0"/>
-              </w:rPr>
-            </w:r>
-          </w:p>
-        </w:tc>
-        <w:tc>
-          <w:tcPr>
-            <w:gridSpan w:val="2"/>
-          </w:tcPr>
-          <w:p>
-            <w:pPr>
-              <w:spacing w:line="360" w:lineRule="auto"/>
-              <w:jc w:val="both"/>
-              <w:rPr>
-                <w:b w:val="1"/>
-                <w:bCs w:val="1"/>
-                <w:sz w:val="16"/>
-                <w:szCs w:val="16"/>
-              </w:rPr>
-            </w:pPr>
-            <w:r>
-              <w:rPr>
-                <w:rtl w:val="0"/>
-              </w:rPr>
-            </w:r>
-          </w:p>
-        </w:tc>
-        <w:tc>
-          <w:tcPr/>
-          <w:p>
-            <w:pPr>
-              <w:spacing w:line="360" w:lineRule="auto"/>
-              <w:jc w:val="both"/>
-              <w:rPr>
-                <w:b w:val="1"/>
-                <w:bCs w:val="1"/>
-                <w:sz w:val="16"/>
-                <w:szCs w:val="16"/>
-              </w:rPr>
-            </w:pPr>
-            <w:r>
-              <w:rPr>
-                <w:rtl w:val="0"/>
-              </w:rPr>
-            </w:r>
-          </w:p>
-        </w:tc>
-        <w:tc>
-          <w:tcPr/>
-          <w:p>
-            <w:pPr>
-              <w:spacing w:line="360" w:lineRule="auto"/>
-              <w:jc w:val="both"/>
-              <w:rPr>
-                <w:b w:val="1"/>
-                <w:bCs w:val="1"/>
-                <w:sz w:val="16"/>
-                <w:szCs w:val="16"/>
-              </w:rPr>
-            </w:pPr>
-            <w:r>
-              <w:rPr>
-                <w:rtl w:val="0"/>
-              </w:rPr>
-            </w:r>
-          </w:p>
+          <w:tcPr>
+            <w:tcW w:type="dxa" w:w="523"/>
+          </w:tcPr>
+          <w:p>
+            <w:r>
+              <w:rPr>
+                <w:b/>
+                <w:sz w:val="18"/>
+              </w:rPr>
+              <w:t>X</w:t>
+            </w:r>
+          </w:p>
+        </w:tc>
+        <w:tc>
+          <w:tcPr>
+            <w:tcW w:type="dxa" w:w="523"/>
+          </w:tcPr>
+          <w:p/>
+        </w:tc>
+        <w:tc>
+          <w:tcPr>
+            <w:tcW w:type="dxa" w:w="523"/>
+          </w:tcPr>
+          <w:p/>
+        </w:tc>
+        <w:tc>
+          <w:tcPr>
+            <w:tcW w:type="dxa" w:w="523"/>
+          </w:tcPr>
+          <w:p/>
+        </w:tc>
+        <w:tc>
+          <w:tcPr>
+            <w:tcW w:type="dxa" w:w="523"/>
+          </w:tcPr>
+          <w:p/>
+        </w:tc>
+        <w:tc>
+          <w:tcPr>
+            <w:tcW w:type="dxa" w:w="523"/>
+          </w:tcPr>
+          <w:p/>
+        </w:tc>
+        <w:tc>
+          <w:tcPr>
+            <w:tcW w:type="dxa" w:w="523"/>
+          </w:tcPr>
+          <w:p/>
+        </w:tc>
+        <w:tc>
+          <w:tcPr>
+            <w:tcW w:type="dxa" w:w="525"/>
+          </w:tcPr>
+          <w:p/>
+        </w:tc>
+        <w:tc>
+          <w:tcPr>
+            <w:tcW w:type="dxa" w:w="525"/>
+          </w:tcPr>
+          <w:p/>
+        </w:tc>
+        <w:tc>
+          <w:tcPr>
+            <w:tcW w:type="dxa" w:w="525"/>
+          </w:tcPr>
+          <w:p/>
+        </w:tc>
+        <w:tc>
+          <w:tcPr>
+            <w:tcW w:type="dxa" w:w="7"/>
+          </w:tcPr>
+          <w:p/>
+        </w:tc>
+        <w:tc>
+          <w:tcPr>
+            <w:tcW w:type="dxa" w:w="518"/>
+          </w:tcPr>
+          <w:p/>
+        </w:tc>
+        <w:tc>
+          <w:tcPr>
+            <w:tcW w:type="dxa" w:w="525"/>
+          </w:tcPr>
+          <w:p/>
+        </w:tc>
+        <w:tc>
+          <w:tcPr>
+            <w:tcW w:type="dxa" w:w="525"/>
+          </w:tcPr>
+          <w:p/>
+        </w:tc>
+        <w:tc>
+          <w:tcPr>
+            <w:tcW w:type="dxa" w:w="10"/>
+          </w:tcPr>
+          <w:p/>
         </w:tc>
       </w:tr>
       <w:tr>
@@ -7481,7 +8290,7 @@
                 <w:b w:val="0"/>
                 <w:sz w:val="16"/>
               </w:rPr>
-              <w:t>Motor conversacional y canales de atención</w:t>
+              <w:t>Desarrollo base de conocimiento</w:t>
             </w:r>
           </w:p>
         </w:tc>
@@ -7539,6 +8348,142 @@
           <w:tcPr>
             <w:tcW w:type="dxa" w:w="523"/>
           </w:tcPr>
+          <w:p/>
+        </w:tc>
+        <w:tc>
+          <w:tcPr>
+            <w:tcW w:type="dxa" w:w="523"/>
+          </w:tcPr>
+          <w:p/>
+        </w:tc>
+        <w:tc>
+          <w:tcPr>
+            <w:tcW w:type="dxa" w:w="523"/>
+          </w:tcPr>
+          <w:p/>
+        </w:tc>
+        <w:tc>
+          <w:tcPr>
+            <w:tcW w:type="dxa" w:w="523"/>
+          </w:tcPr>
+          <w:p/>
+        </w:tc>
+        <w:tc>
+          <w:tcPr>
+            <w:tcW w:type="dxa" w:w="523"/>
+          </w:tcPr>
+          <w:p/>
+        </w:tc>
+        <w:tc>
+          <w:tcPr>
+            <w:tcW w:type="dxa" w:w="525"/>
+          </w:tcPr>
+          <w:p/>
+        </w:tc>
+        <w:tc>
+          <w:tcPr>
+            <w:tcW w:type="dxa" w:w="525"/>
+          </w:tcPr>
+          <w:p/>
+        </w:tc>
+        <w:tc>
+          <w:tcPr>
+            <w:tcW w:type="dxa" w:w="525"/>
+          </w:tcPr>
+          <w:p/>
+        </w:tc>
+        <w:tc>
+          <w:tcPr>
+            <w:tcW w:type="dxa" w:w="7"/>
+          </w:tcPr>
+          <w:p/>
+        </w:tc>
+        <w:tc>
+          <w:tcPr>
+            <w:tcW w:type="dxa" w:w="518"/>
+          </w:tcPr>
+          <w:p/>
+        </w:tc>
+        <w:tc>
+          <w:tcPr>
+            <w:tcW w:type="dxa" w:w="525"/>
+          </w:tcPr>
+          <w:p/>
+        </w:tc>
+        <w:tc>
+          <w:tcPr>
+            <w:tcW w:type="dxa" w:w="525"/>
+          </w:tcPr>
+          <w:p/>
+        </w:tc>
+        <w:tc>
+          <w:tcPr>
+            <w:tcW w:type="dxa" w:w="10"/>
+          </w:tcPr>
+          <w:p/>
+        </w:tc>
+      </w:tr>
+      <w:tr>
+        <w:tc>
+          <w:tcPr>
+            <w:tcW w:type="dxa" w:w="1351"/>
+          </w:tcPr>
+          <w:p>
+            <w:r>
+              <w:rPr>
+                <w:b w:val="0"/>
+                <w:sz w:val="16"/>
+              </w:rPr>
+              <w:t>Incorporación base de datos</w:t>
+            </w:r>
+          </w:p>
+        </w:tc>
+        <w:tc>
+          <w:tcPr>
+            <w:tcW w:type="dxa" w:w="536"/>
+          </w:tcPr>
+          <w:p/>
+        </w:tc>
+        <w:tc>
+          <w:tcPr>
+            <w:tcW w:type="dxa" w:w="522"/>
+          </w:tcPr>
+          <w:p/>
+        </w:tc>
+        <w:tc>
+          <w:tcPr>
+            <w:tcW w:type="dxa" w:w="523"/>
+          </w:tcPr>
+          <w:p/>
+        </w:tc>
+        <w:tc>
+          <w:tcPr>
+            <w:tcW w:type="dxa" w:w="526"/>
+          </w:tcPr>
+          <w:p/>
+        </w:tc>
+        <w:tc>
+          <w:tcPr>
+            <w:tcW w:type="dxa" w:w="523"/>
+          </w:tcPr>
+          <w:p/>
+        </w:tc>
+        <w:tc>
+          <w:tcPr>
+            <w:tcW w:type="dxa" w:w="523"/>
+          </w:tcPr>
+          <w:p/>
+        </w:tc>
+        <w:tc>
+          <w:tcPr>
+            <w:tcW w:type="dxa" w:w="523"/>
+          </w:tcPr>
+          <w:p/>
+        </w:tc>
+        <w:tc>
+          <w:tcPr>
+            <w:tcW w:type="dxa" w:w="523"/>
+          </w:tcPr>
           <w:p>
             <w:r>
               <w:rPr>
@@ -7553,6 +8498,142 @@
           <w:tcPr>
             <w:tcW w:type="dxa" w:w="523"/>
           </w:tcPr>
+          <w:p/>
+        </w:tc>
+        <w:tc>
+          <w:tcPr>
+            <w:tcW w:type="dxa" w:w="523"/>
+          </w:tcPr>
+          <w:p/>
+        </w:tc>
+        <w:tc>
+          <w:tcPr>
+            <w:tcW w:type="dxa" w:w="523"/>
+          </w:tcPr>
+          <w:p/>
+        </w:tc>
+        <w:tc>
+          <w:tcPr>
+            <w:tcW w:type="dxa" w:w="523"/>
+          </w:tcPr>
+          <w:p/>
+        </w:tc>
+        <w:tc>
+          <w:tcPr>
+            <w:tcW w:type="dxa" w:w="525"/>
+          </w:tcPr>
+          <w:p/>
+        </w:tc>
+        <w:tc>
+          <w:tcPr>
+            <w:tcW w:type="dxa" w:w="525"/>
+          </w:tcPr>
+          <w:p/>
+        </w:tc>
+        <w:tc>
+          <w:tcPr>
+            <w:tcW w:type="dxa" w:w="525"/>
+          </w:tcPr>
+          <w:p/>
+        </w:tc>
+        <w:tc>
+          <w:tcPr>
+            <w:tcW w:type="dxa" w:w="7"/>
+          </w:tcPr>
+          <w:p/>
+        </w:tc>
+        <w:tc>
+          <w:tcPr>
+            <w:tcW w:type="dxa" w:w="518"/>
+          </w:tcPr>
+          <w:p/>
+        </w:tc>
+        <w:tc>
+          <w:tcPr>
+            <w:tcW w:type="dxa" w:w="525"/>
+          </w:tcPr>
+          <w:p/>
+        </w:tc>
+        <w:tc>
+          <w:tcPr>
+            <w:tcW w:type="dxa" w:w="525"/>
+          </w:tcPr>
+          <w:p/>
+        </w:tc>
+        <w:tc>
+          <w:tcPr>
+            <w:tcW w:type="dxa" w:w="10"/>
+          </w:tcPr>
+          <w:p/>
+        </w:tc>
+      </w:tr>
+      <w:tr>
+        <w:tc>
+          <w:tcPr>
+            <w:tcW w:type="dxa" w:w="1351"/>
+          </w:tcPr>
+          <w:p>
+            <w:r>
+              <w:rPr>
+                <w:b w:val="0"/>
+                <w:sz w:val="16"/>
+              </w:rPr>
+              <w:t>Integración con frontend</w:t>
+            </w:r>
+          </w:p>
+        </w:tc>
+        <w:tc>
+          <w:tcPr>
+            <w:tcW w:type="dxa" w:w="536"/>
+          </w:tcPr>
+          <w:p/>
+        </w:tc>
+        <w:tc>
+          <w:tcPr>
+            <w:tcW w:type="dxa" w:w="522"/>
+          </w:tcPr>
+          <w:p/>
+        </w:tc>
+        <w:tc>
+          <w:tcPr>
+            <w:tcW w:type="dxa" w:w="523"/>
+          </w:tcPr>
+          <w:p/>
+        </w:tc>
+        <w:tc>
+          <w:tcPr>
+            <w:tcW w:type="dxa" w:w="526"/>
+          </w:tcPr>
+          <w:p/>
+        </w:tc>
+        <w:tc>
+          <w:tcPr>
+            <w:tcW w:type="dxa" w:w="523"/>
+          </w:tcPr>
+          <w:p/>
+        </w:tc>
+        <w:tc>
+          <w:tcPr>
+            <w:tcW w:type="dxa" w:w="523"/>
+          </w:tcPr>
+          <w:p/>
+        </w:tc>
+        <w:tc>
+          <w:tcPr>
+            <w:tcW w:type="dxa" w:w="523"/>
+          </w:tcPr>
+          <w:p/>
+        </w:tc>
+        <w:tc>
+          <w:tcPr>
+            <w:tcW w:type="dxa" w:w="523"/>
+          </w:tcPr>
+          <w:p/>
+        </w:tc>
+        <w:tc>
+          <w:tcPr>
+            <w:tcW w:type="dxa" w:w="523"/>
+          </w:tcPr>
           <w:p>
             <w:r>
               <w:rPr>
@@ -7567,6 +8648,142 @@
           <w:tcPr>
             <w:tcW w:type="dxa" w:w="523"/>
           </w:tcPr>
+          <w:p/>
+        </w:tc>
+        <w:tc>
+          <w:tcPr>
+            <w:tcW w:type="dxa" w:w="523"/>
+          </w:tcPr>
+          <w:p/>
+        </w:tc>
+        <w:tc>
+          <w:tcPr>
+            <w:tcW w:type="dxa" w:w="523"/>
+          </w:tcPr>
+          <w:p/>
+        </w:tc>
+        <w:tc>
+          <w:tcPr>
+            <w:tcW w:type="dxa" w:w="525"/>
+          </w:tcPr>
+          <w:p/>
+        </w:tc>
+        <w:tc>
+          <w:tcPr>
+            <w:tcW w:type="dxa" w:w="525"/>
+          </w:tcPr>
+          <w:p/>
+        </w:tc>
+        <w:tc>
+          <w:tcPr>
+            <w:tcW w:type="dxa" w:w="525"/>
+          </w:tcPr>
+          <w:p/>
+        </w:tc>
+        <w:tc>
+          <w:tcPr>
+            <w:tcW w:type="dxa" w:w="7"/>
+          </w:tcPr>
+          <w:p/>
+        </w:tc>
+        <w:tc>
+          <w:tcPr>
+            <w:tcW w:type="dxa" w:w="518"/>
+          </w:tcPr>
+          <w:p/>
+        </w:tc>
+        <w:tc>
+          <w:tcPr>
+            <w:tcW w:type="dxa" w:w="525"/>
+          </w:tcPr>
+          <w:p/>
+        </w:tc>
+        <w:tc>
+          <w:tcPr>
+            <w:tcW w:type="dxa" w:w="525"/>
+          </w:tcPr>
+          <w:p/>
+        </w:tc>
+        <w:tc>
+          <w:tcPr>
+            <w:tcW w:type="dxa" w:w="10"/>
+          </w:tcPr>
+          <w:p/>
+        </w:tc>
+      </w:tr>
+      <w:tr>
+        <w:tc>
+          <w:tcPr>
+            <w:tcW w:type="dxa" w:w="1351"/>
+          </w:tcPr>
+          <w:p>
+            <w:r>
+              <w:rPr>
+                <w:b w:val="0"/>
+                <w:sz w:val="16"/>
+              </w:rPr>
+              <w:t>Integración con backend</w:t>
+            </w:r>
+          </w:p>
+        </w:tc>
+        <w:tc>
+          <w:tcPr>
+            <w:tcW w:type="dxa" w:w="536"/>
+          </w:tcPr>
+          <w:p/>
+        </w:tc>
+        <w:tc>
+          <w:tcPr>
+            <w:tcW w:type="dxa" w:w="522"/>
+          </w:tcPr>
+          <w:p/>
+        </w:tc>
+        <w:tc>
+          <w:tcPr>
+            <w:tcW w:type="dxa" w:w="523"/>
+          </w:tcPr>
+          <w:p/>
+        </w:tc>
+        <w:tc>
+          <w:tcPr>
+            <w:tcW w:type="dxa" w:w="526"/>
+          </w:tcPr>
+          <w:p/>
+        </w:tc>
+        <w:tc>
+          <w:tcPr>
+            <w:tcW w:type="dxa" w:w="523"/>
+          </w:tcPr>
+          <w:p/>
+        </w:tc>
+        <w:tc>
+          <w:tcPr>
+            <w:tcW w:type="dxa" w:w="523"/>
+          </w:tcPr>
+          <w:p/>
+        </w:tc>
+        <w:tc>
+          <w:tcPr>
+            <w:tcW w:type="dxa" w:w="523"/>
+          </w:tcPr>
+          <w:p/>
+        </w:tc>
+        <w:tc>
+          <w:tcPr>
+            <w:tcW w:type="dxa" w:w="523"/>
+          </w:tcPr>
+          <w:p/>
+        </w:tc>
+        <w:tc>
+          <w:tcPr>
+            <w:tcW w:type="dxa" w:w="523"/>
+          </w:tcPr>
+          <w:p/>
+        </w:tc>
+        <w:tc>
+          <w:tcPr>
+            <w:tcW w:type="dxa" w:w="523"/>
+          </w:tcPr>
           <w:p>
             <w:r>
               <w:rPr>
@@ -7581,6 +8798,142 @@
           <w:tcPr>
             <w:tcW w:type="dxa" w:w="523"/>
           </w:tcPr>
+          <w:p/>
+        </w:tc>
+        <w:tc>
+          <w:tcPr>
+            <w:tcW w:type="dxa" w:w="523"/>
+          </w:tcPr>
+          <w:p/>
+        </w:tc>
+        <w:tc>
+          <w:tcPr>
+            <w:tcW w:type="dxa" w:w="525"/>
+          </w:tcPr>
+          <w:p/>
+        </w:tc>
+        <w:tc>
+          <w:tcPr>
+            <w:tcW w:type="dxa" w:w="525"/>
+          </w:tcPr>
+          <w:p/>
+        </w:tc>
+        <w:tc>
+          <w:tcPr>
+            <w:tcW w:type="dxa" w:w="525"/>
+          </w:tcPr>
+          <w:p/>
+        </w:tc>
+        <w:tc>
+          <w:tcPr>
+            <w:tcW w:type="dxa" w:w="7"/>
+          </w:tcPr>
+          <w:p/>
+        </w:tc>
+        <w:tc>
+          <w:tcPr>
+            <w:tcW w:type="dxa" w:w="518"/>
+          </w:tcPr>
+          <w:p/>
+        </w:tc>
+        <w:tc>
+          <w:tcPr>
+            <w:tcW w:type="dxa" w:w="525"/>
+          </w:tcPr>
+          <w:p/>
+        </w:tc>
+        <w:tc>
+          <w:tcPr>
+            <w:tcW w:type="dxa" w:w="525"/>
+          </w:tcPr>
+          <w:p/>
+        </w:tc>
+        <w:tc>
+          <w:tcPr>
+            <w:tcW w:type="dxa" w:w="10"/>
+          </w:tcPr>
+          <w:p/>
+        </w:tc>
+      </w:tr>
+      <w:tr>
+        <w:tc>
+          <w:tcPr>
+            <w:tcW w:type="dxa" w:w="1351"/>
+          </w:tcPr>
+          <w:p>
+            <w:r>
+              <w:rPr>
+                <w:b/>
+                <w:sz w:val="16"/>
+              </w:rPr>
+              <w:t>Primera entrega de avance</w:t>
+            </w:r>
+          </w:p>
+        </w:tc>
+        <w:tc>
+          <w:tcPr>
+            <w:tcW w:type="dxa" w:w="536"/>
+          </w:tcPr>
+          <w:p/>
+        </w:tc>
+        <w:tc>
+          <w:tcPr>
+            <w:tcW w:type="dxa" w:w="522"/>
+          </w:tcPr>
+          <w:p/>
+        </w:tc>
+        <w:tc>
+          <w:tcPr>
+            <w:tcW w:type="dxa" w:w="523"/>
+          </w:tcPr>
+          <w:p/>
+        </w:tc>
+        <w:tc>
+          <w:tcPr>
+            <w:tcW w:type="dxa" w:w="526"/>
+          </w:tcPr>
+          <w:p/>
+        </w:tc>
+        <w:tc>
+          <w:tcPr>
+            <w:tcW w:type="dxa" w:w="523"/>
+          </w:tcPr>
+          <w:p/>
+        </w:tc>
+        <w:tc>
+          <w:tcPr>
+            <w:tcW w:type="dxa" w:w="523"/>
+          </w:tcPr>
+          <w:p/>
+        </w:tc>
+        <w:tc>
+          <w:tcPr>
+            <w:tcW w:type="dxa" w:w="523"/>
+          </w:tcPr>
+          <w:p/>
+        </w:tc>
+        <w:tc>
+          <w:tcPr>
+            <w:tcW w:type="dxa" w:w="523"/>
+          </w:tcPr>
+          <w:p/>
+        </w:tc>
+        <w:tc>
+          <w:tcPr>
+            <w:tcW w:type="dxa" w:w="523"/>
+          </w:tcPr>
+          <w:p/>
+        </w:tc>
+        <w:tc>
+          <w:tcPr>
+            <w:tcW w:type="dxa" w:w="523"/>
+          </w:tcPr>
+          <w:p/>
+        </w:tc>
+        <w:tc>
+          <w:tcPr>
+            <w:tcW w:type="dxa" w:w="523"/>
+          </w:tcPr>
           <w:p>
             <w:r>
               <w:rPr>
@@ -7595,6 +8948,142 @@
           <w:tcPr>
             <w:tcW w:type="dxa" w:w="523"/>
           </w:tcPr>
+          <w:p/>
+        </w:tc>
+        <w:tc>
+          <w:tcPr>
+            <w:tcW w:type="dxa" w:w="525"/>
+          </w:tcPr>
+          <w:p/>
+        </w:tc>
+        <w:tc>
+          <w:tcPr>
+            <w:tcW w:type="dxa" w:w="525"/>
+          </w:tcPr>
+          <w:p/>
+        </w:tc>
+        <w:tc>
+          <w:tcPr>
+            <w:tcW w:type="dxa" w:w="525"/>
+          </w:tcPr>
+          <w:p/>
+        </w:tc>
+        <w:tc>
+          <w:tcPr>
+            <w:tcW w:type="dxa" w:w="7"/>
+          </w:tcPr>
+          <w:p/>
+        </w:tc>
+        <w:tc>
+          <w:tcPr>
+            <w:tcW w:type="dxa" w:w="518"/>
+          </w:tcPr>
+          <w:p/>
+        </w:tc>
+        <w:tc>
+          <w:tcPr>
+            <w:tcW w:type="dxa" w:w="525"/>
+          </w:tcPr>
+          <w:p/>
+        </w:tc>
+        <w:tc>
+          <w:tcPr>
+            <w:tcW w:type="dxa" w:w="525"/>
+          </w:tcPr>
+          <w:p/>
+        </w:tc>
+        <w:tc>
+          <w:tcPr>
+            <w:tcW w:type="dxa" w:w="10"/>
+          </w:tcPr>
+          <w:p/>
+        </w:tc>
+      </w:tr>
+      <w:tr>
+        <w:tc>
+          <w:tcPr>
+            <w:tcW w:type="dxa" w:w="1351"/>
+          </w:tcPr>
+          <w:p>
+            <w:r>
+              <w:rPr>
+                <w:b w:val="0"/>
+                <w:sz w:val="16"/>
+              </w:rPr>
+              <w:t>Ajustes de primera entrega</w:t>
+            </w:r>
+          </w:p>
+        </w:tc>
+        <w:tc>
+          <w:tcPr>
+            <w:tcW w:type="dxa" w:w="536"/>
+          </w:tcPr>
+          <w:p/>
+        </w:tc>
+        <w:tc>
+          <w:tcPr>
+            <w:tcW w:type="dxa" w:w="522"/>
+          </w:tcPr>
+          <w:p/>
+        </w:tc>
+        <w:tc>
+          <w:tcPr>
+            <w:tcW w:type="dxa" w:w="523"/>
+          </w:tcPr>
+          <w:p/>
+        </w:tc>
+        <w:tc>
+          <w:tcPr>
+            <w:tcW w:type="dxa" w:w="526"/>
+          </w:tcPr>
+          <w:p/>
+        </w:tc>
+        <w:tc>
+          <w:tcPr>
+            <w:tcW w:type="dxa" w:w="523"/>
+          </w:tcPr>
+          <w:p/>
+        </w:tc>
+        <w:tc>
+          <w:tcPr>
+            <w:tcW w:type="dxa" w:w="523"/>
+          </w:tcPr>
+          <w:p/>
+        </w:tc>
+        <w:tc>
+          <w:tcPr>
+            <w:tcW w:type="dxa" w:w="523"/>
+          </w:tcPr>
+          <w:p/>
+        </w:tc>
+        <w:tc>
+          <w:tcPr>
+            <w:tcW w:type="dxa" w:w="523"/>
+          </w:tcPr>
+          <w:p/>
+        </w:tc>
+        <w:tc>
+          <w:tcPr>
+            <w:tcW w:type="dxa" w:w="523"/>
+          </w:tcPr>
+          <w:p/>
+        </w:tc>
+        <w:tc>
+          <w:tcPr>
+            <w:tcW w:type="dxa" w:w="523"/>
+          </w:tcPr>
+          <w:p/>
+        </w:tc>
+        <w:tc>
+          <w:tcPr>
+            <w:tcW w:type="dxa" w:w="523"/>
+          </w:tcPr>
+          <w:p/>
+        </w:tc>
+        <w:tc>
+          <w:tcPr>
+            <w:tcW w:type="dxa" w:w="523"/>
+          </w:tcPr>
           <w:p>
             <w:r>
               <w:rPr>
@@ -7665,7 +9154,7 @@
                 <w:b w:val="0"/>
                 <w:sz w:val="16"/>
               </w:rPr>
-              <w:t>Derivación humana y consola de agente</w:t>
+              <w:t>Integración con DeepSeek</w:t>
             </w:r>
           </w:p>
         </w:tc>
@@ -7732,6 +9221,18 @@
         <w:tc>
           <w:tcPr>
             <w:tcW w:type="dxa" w:w="523"/>
+          </w:tcPr>
+          <w:p/>
+        </w:tc>
+        <w:tc>
+          <w:tcPr>
+            <w:tcW w:type="dxa" w:w="523"/>
+          </w:tcPr>
+          <w:p/>
+        </w:tc>
+        <w:tc>
+          <w:tcPr>
+            <w:tcW w:type="dxa" w:w="525"/>
           </w:tcPr>
           <w:p>
             <w:r>
@@ -7745,7 +9246,143 @@
         </w:tc>
         <w:tc>
           <w:tcPr>
+            <w:tcW w:type="dxa" w:w="525"/>
+          </w:tcPr>
+          <w:p/>
+        </w:tc>
+        <w:tc>
+          <w:tcPr>
+            <w:tcW w:type="dxa" w:w="525"/>
+          </w:tcPr>
+          <w:p/>
+        </w:tc>
+        <w:tc>
+          <w:tcPr>
+            <w:tcW w:type="dxa" w:w="7"/>
+          </w:tcPr>
+          <w:p/>
+        </w:tc>
+        <w:tc>
+          <w:tcPr>
+            <w:tcW w:type="dxa" w:w="518"/>
+          </w:tcPr>
+          <w:p/>
+        </w:tc>
+        <w:tc>
+          <w:tcPr>
+            <w:tcW w:type="dxa" w:w="525"/>
+          </w:tcPr>
+          <w:p/>
+        </w:tc>
+        <w:tc>
+          <w:tcPr>
+            <w:tcW w:type="dxa" w:w="525"/>
+          </w:tcPr>
+          <w:p/>
+        </w:tc>
+        <w:tc>
+          <w:tcPr>
+            <w:tcW w:type="dxa" w:w="10"/>
+          </w:tcPr>
+          <w:p/>
+        </w:tc>
+      </w:tr>
+      <w:tr>
+        <w:tc>
+          <w:tcPr>
+            <w:tcW w:type="dxa" w:w="1351"/>
+          </w:tcPr>
+          <w:p>
+            <w:r>
+              <w:rPr>
+                <w:b w:val="0"/>
+                <w:sz w:val="16"/>
+              </w:rPr>
+              <w:t>Ajustes finales</w:t>
+            </w:r>
+          </w:p>
+        </w:tc>
+        <w:tc>
+          <w:tcPr>
+            <w:tcW w:type="dxa" w:w="536"/>
+          </w:tcPr>
+          <w:p/>
+        </w:tc>
+        <w:tc>
+          <w:tcPr>
+            <w:tcW w:type="dxa" w:w="522"/>
+          </w:tcPr>
+          <w:p/>
+        </w:tc>
+        <w:tc>
+          <w:tcPr>
             <w:tcW w:type="dxa" w:w="523"/>
+          </w:tcPr>
+          <w:p/>
+        </w:tc>
+        <w:tc>
+          <w:tcPr>
+            <w:tcW w:type="dxa" w:w="526"/>
+          </w:tcPr>
+          <w:p/>
+        </w:tc>
+        <w:tc>
+          <w:tcPr>
+            <w:tcW w:type="dxa" w:w="523"/>
+          </w:tcPr>
+          <w:p/>
+        </w:tc>
+        <w:tc>
+          <w:tcPr>
+            <w:tcW w:type="dxa" w:w="523"/>
+          </w:tcPr>
+          <w:p/>
+        </w:tc>
+        <w:tc>
+          <w:tcPr>
+            <w:tcW w:type="dxa" w:w="523"/>
+          </w:tcPr>
+          <w:p/>
+        </w:tc>
+        <w:tc>
+          <w:tcPr>
+            <w:tcW w:type="dxa" w:w="523"/>
+          </w:tcPr>
+          <w:p/>
+        </w:tc>
+        <w:tc>
+          <w:tcPr>
+            <w:tcW w:type="dxa" w:w="523"/>
+          </w:tcPr>
+          <w:p/>
+        </w:tc>
+        <w:tc>
+          <w:tcPr>
+            <w:tcW w:type="dxa" w:w="523"/>
+          </w:tcPr>
+          <w:p/>
+        </w:tc>
+        <w:tc>
+          <w:tcPr>
+            <w:tcW w:type="dxa" w:w="523"/>
+          </w:tcPr>
+          <w:p/>
+        </w:tc>
+        <w:tc>
+          <w:tcPr>
+            <w:tcW w:type="dxa" w:w="523"/>
+          </w:tcPr>
+          <w:p/>
+        </w:tc>
+        <w:tc>
+          <w:tcPr>
+            <w:tcW w:type="dxa" w:w="525"/>
+          </w:tcPr>
+          <w:p/>
+        </w:tc>
+        <w:tc>
+          <w:tcPr>
+            <w:tcW w:type="dxa" w:w="525"/>
           </w:tcPr>
           <w:p>
             <w:r>
@@ -7765,18 +9402,6 @@
         </w:tc>
         <w:tc>
           <w:tcPr>
-            <w:tcW w:type="dxa" w:w="525"/>
-          </w:tcPr>
-          <w:p/>
-        </w:tc>
-        <w:tc>
-          <w:tcPr>
-            <w:tcW w:type="dxa" w:w="525"/>
-          </w:tcPr>
-          <w:p/>
-        </w:tc>
-        <w:tc>
-          <w:tcPr>
             <w:tcW w:type="dxa" w:w="7"/>
           </w:tcPr>
           <w:p/>
@@ -7814,10 +9439,10 @@
           <w:p>
             <w:r>
               <w:rPr>
-                <w:b w:val="0"/>
-                <w:sz w:val="16"/>
-              </w:rPr>
-              <w:t>Verificación del aislamiento entre empresas</w:t>
+                <w:b/>
+                <w:sz w:val="16"/>
+              </w:rPr>
+              <w:t>Segunda entrega de avance</w:t>
             </w:r>
           </w:p>
         </w:tc>
@@ -7860,6 +9485,54 @@
         <w:tc>
           <w:tcPr>
             <w:tcW w:type="dxa" w:w="523"/>
+          </w:tcPr>
+          <w:p/>
+        </w:tc>
+        <w:tc>
+          <w:tcPr>
+            <w:tcW w:type="dxa" w:w="523"/>
+          </w:tcPr>
+          <w:p/>
+        </w:tc>
+        <w:tc>
+          <w:tcPr>
+            <w:tcW w:type="dxa" w:w="523"/>
+          </w:tcPr>
+          <w:p/>
+        </w:tc>
+        <w:tc>
+          <w:tcPr>
+            <w:tcW w:type="dxa" w:w="523"/>
+          </w:tcPr>
+          <w:p/>
+        </w:tc>
+        <w:tc>
+          <w:tcPr>
+            <w:tcW w:type="dxa" w:w="523"/>
+          </w:tcPr>
+          <w:p/>
+        </w:tc>
+        <w:tc>
+          <w:tcPr>
+            <w:tcW w:type="dxa" w:w="523"/>
+          </w:tcPr>
+          <w:p/>
+        </w:tc>
+        <w:tc>
+          <w:tcPr>
+            <w:tcW w:type="dxa" w:w="525"/>
+          </w:tcPr>
+          <w:p/>
+        </w:tc>
+        <w:tc>
+          <w:tcPr>
+            <w:tcW w:type="dxa" w:w="525"/>
+          </w:tcPr>
+          <w:p/>
+        </w:tc>
+        <w:tc>
+          <w:tcPr>
+            <w:tcW w:type="dxa" w:w="525"/>
           </w:tcPr>
           <w:p>
             <w:r>
@@ -7873,7 +9546,143 @@
         </w:tc>
         <w:tc>
           <w:tcPr>
+            <w:tcW w:type="dxa" w:w="7"/>
+          </w:tcPr>
+          <w:p/>
+        </w:tc>
+        <w:tc>
+          <w:tcPr>
+            <w:tcW w:type="dxa" w:w="518"/>
+          </w:tcPr>
+          <w:p/>
+        </w:tc>
+        <w:tc>
+          <w:tcPr>
+            <w:tcW w:type="dxa" w:w="525"/>
+          </w:tcPr>
+          <w:p/>
+        </w:tc>
+        <w:tc>
+          <w:tcPr>
+            <w:tcW w:type="dxa" w:w="525"/>
+          </w:tcPr>
+          <w:p/>
+        </w:tc>
+        <w:tc>
+          <w:tcPr>
+            <w:tcW w:type="dxa" w:w="10"/>
+          </w:tcPr>
+          <w:p/>
+        </w:tc>
+      </w:tr>
+      <w:tr>
+        <w:tc>
+          <w:tcPr>
+            <w:tcW w:type="dxa" w:w="1351"/>
+          </w:tcPr>
+          <w:p>
+            <w:r>
+              <w:rPr>
+                <w:b w:val="0"/>
+                <w:sz w:val="16"/>
+              </w:rPr>
+              <w:t>Ajustes segunda presentación</w:t>
+            </w:r>
+          </w:p>
+        </w:tc>
+        <w:tc>
+          <w:tcPr>
+            <w:tcW w:type="dxa" w:w="536"/>
+          </w:tcPr>
+          <w:p/>
+        </w:tc>
+        <w:tc>
+          <w:tcPr>
+            <w:tcW w:type="dxa" w:w="522"/>
+          </w:tcPr>
+          <w:p/>
+        </w:tc>
+        <w:tc>
+          <w:tcPr>
             <w:tcW w:type="dxa" w:w="523"/>
+          </w:tcPr>
+          <w:p/>
+        </w:tc>
+        <w:tc>
+          <w:tcPr>
+            <w:tcW w:type="dxa" w:w="526"/>
+          </w:tcPr>
+          <w:p/>
+        </w:tc>
+        <w:tc>
+          <w:tcPr>
+            <w:tcW w:type="dxa" w:w="523"/>
+          </w:tcPr>
+          <w:p/>
+        </w:tc>
+        <w:tc>
+          <w:tcPr>
+            <w:tcW w:type="dxa" w:w="523"/>
+          </w:tcPr>
+          <w:p/>
+        </w:tc>
+        <w:tc>
+          <w:tcPr>
+            <w:tcW w:type="dxa" w:w="523"/>
+          </w:tcPr>
+          <w:p/>
+        </w:tc>
+        <w:tc>
+          <w:tcPr>
+            <w:tcW w:type="dxa" w:w="523"/>
+          </w:tcPr>
+          <w:p/>
+        </w:tc>
+        <w:tc>
+          <w:tcPr>
+            <w:tcW w:type="dxa" w:w="523"/>
+          </w:tcPr>
+          <w:p/>
+        </w:tc>
+        <w:tc>
+          <w:tcPr>
+            <w:tcW w:type="dxa" w:w="523"/>
+          </w:tcPr>
+          <w:p/>
+        </w:tc>
+        <w:tc>
+          <w:tcPr>
+            <w:tcW w:type="dxa" w:w="523"/>
+          </w:tcPr>
+          <w:p/>
+        </w:tc>
+        <w:tc>
+          <w:tcPr>
+            <w:tcW w:type="dxa" w:w="523"/>
+          </w:tcPr>
+          <w:p/>
+        </w:tc>
+        <w:tc>
+          <w:tcPr>
+            <w:tcW w:type="dxa" w:w="525"/>
+          </w:tcPr>
+          <w:p/>
+        </w:tc>
+        <w:tc>
+          <w:tcPr>
+            <w:tcW w:type="dxa" w:w="525"/>
+          </w:tcPr>
+          <w:p/>
+        </w:tc>
+        <w:tc>
+          <w:tcPr>
+            <w:tcW w:type="dxa" w:w="525"/>
+          </w:tcPr>
+          <w:p/>
+        </w:tc>
+        <w:tc>
+          <w:tcPr>
+            <w:tcW w:type="dxa" w:w="7"/>
           </w:tcPr>
           <w:p>
             <w:r>
@@ -7887,7 +9696,7 @@
         </w:tc>
         <w:tc>
           <w:tcPr>
-            <w:tcW w:type="dxa" w:w="523"/>
+            <w:tcW w:type="dxa" w:w="518"/>
           </w:tcPr>
           <w:p>
             <w:r>
@@ -7901,7 +9710,143 @@
         </w:tc>
         <w:tc>
           <w:tcPr>
+            <w:tcW w:type="dxa" w:w="525"/>
+          </w:tcPr>
+          <w:p/>
+        </w:tc>
+        <w:tc>
+          <w:tcPr>
+            <w:tcW w:type="dxa" w:w="525"/>
+          </w:tcPr>
+          <w:p/>
+        </w:tc>
+        <w:tc>
+          <w:tcPr>
+            <w:tcW w:type="dxa" w:w="10"/>
+          </w:tcPr>
+          <w:p/>
+        </w:tc>
+      </w:tr>
+      <w:tr>
+        <w:tc>
+          <w:tcPr>
+            <w:tcW w:type="dxa" w:w="1351"/>
+          </w:tcPr>
+          <w:p>
+            <w:r>
+              <w:rPr>
+                <w:b/>
+                <w:sz w:val="16"/>
+              </w:rPr>
+              <w:t>Presentación Final</w:t>
+            </w:r>
+          </w:p>
+        </w:tc>
+        <w:tc>
+          <w:tcPr>
+            <w:tcW w:type="dxa" w:w="536"/>
+          </w:tcPr>
+          <w:p/>
+        </w:tc>
+        <w:tc>
+          <w:tcPr>
+            <w:tcW w:type="dxa" w:w="522"/>
+          </w:tcPr>
+          <w:p/>
+        </w:tc>
+        <w:tc>
+          <w:tcPr>
             <w:tcW w:type="dxa" w:w="523"/>
+          </w:tcPr>
+          <w:p/>
+        </w:tc>
+        <w:tc>
+          <w:tcPr>
+            <w:tcW w:type="dxa" w:w="526"/>
+          </w:tcPr>
+          <w:p/>
+        </w:tc>
+        <w:tc>
+          <w:tcPr>
+            <w:tcW w:type="dxa" w:w="523"/>
+          </w:tcPr>
+          <w:p/>
+        </w:tc>
+        <w:tc>
+          <w:tcPr>
+            <w:tcW w:type="dxa" w:w="523"/>
+          </w:tcPr>
+          <w:p/>
+        </w:tc>
+        <w:tc>
+          <w:tcPr>
+            <w:tcW w:type="dxa" w:w="523"/>
+          </w:tcPr>
+          <w:p/>
+        </w:tc>
+        <w:tc>
+          <w:tcPr>
+            <w:tcW w:type="dxa" w:w="523"/>
+          </w:tcPr>
+          <w:p/>
+        </w:tc>
+        <w:tc>
+          <w:tcPr>
+            <w:tcW w:type="dxa" w:w="523"/>
+          </w:tcPr>
+          <w:p/>
+        </w:tc>
+        <w:tc>
+          <w:tcPr>
+            <w:tcW w:type="dxa" w:w="523"/>
+          </w:tcPr>
+          <w:p/>
+        </w:tc>
+        <w:tc>
+          <w:tcPr>
+            <w:tcW w:type="dxa" w:w="523"/>
+          </w:tcPr>
+          <w:p/>
+        </w:tc>
+        <w:tc>
+          <w:tcPr>
+            <w:tcW w:type="dxa" w:w="523"/>
+          </w:tcPr>
+          <w:p/>
+        </w:tc>
+        <w:tc>
+          <w:tcPr>
+            <w:tcW w:type="dxa" w:w="525"/>
+          </w:tcPr>
+          <w:p/>
+        </w:tc>
+        <w:tc>
+          <w:tcPr>
+            <w:tcW w:type="dxa" w:w="525"/>
+          </w:tcPr>
+          <w:p/>
+        </w:tc>
+        <w:tc>
+          <w:tcPr>
+            <w:tcW w:type="dxa" w:w="525"/>
+          </w:tcPr>
+          <w:p/>
+        </w:tc>
+        <w:tc>
+          <w:tcPr>
+            <w:tcW w:type="dxa" w:w="7"/>
+          </w:tcPr>
+          <w:p/>
+        </w:tc>
+        <w:tc>
+          <w:tcPr>
+            <w:tcW w:type="dxa" w:w="518"/>
+          </w:tcPr>
+          <w:p/>
+        </w:tc>
+        <w:tc>
+          <w:tcPr>
+            <w:tcW w:type="dxa" w:w="525"/>
           </w:tcPr>
           <w:p>
             <w:r>
@@ -7915,131 +9860,7 @@
         </w:tc>
         <w:tc>
           <w:tcPr>
-            <w:tcW w:type="dxa" w:w="523"/>
-          </w:tcPr>
-          <w:p/>
-        </w:tc>
-        <w:tc>
-          <w:tcPr>
-            <w:tcW w:type="dxa" w:w="523"/>
-          </w:tcPr>
-          <w:p/>
-        </w:tc>
-        <w:tc>
-          <w:tcPr>
             <w:tcW w:type="dxa" w:w="525"/>
-          </w:tcPr>
-          <w:p/>
-        </w:tc>
-        <w:tc>
-          <w:tcPr>
-            <w:tcW w:type="dxa" w:w="525"/>
-          </w:tcPr>
-          <w:p/>
-        </w:tc>
-        <w:tc>
-          <w:tcPr>
-            <w:tcW w:type="dxa" w:w="525"/>
-          </w:tcPr>
-          <w:p/>
-        </w:tc>
-        <w:tc>
-          <w:tcPr>
-            <w:tcW w:type="dxa" w:w="7"/>
-          </w:tcPr>
-          <w:p/>
-        </w:tc>
-        <w:tc>
-          <w:tcPr>
-            <w:tcW w:type="dxa" w:w="518"/>
-          </w:tcPr>
-          <w:p/>
-        </w:tc>
-        <w:tc>
-          <w:tcPr>
-            <w:tcW w:type="dxa" w:w="525"/>
-          </w:tcPr>
-          <w:p/>
-        </w:tc>
-        <w:tc>
-          <w:tcPr>
-            <w:tcW w:type="dxa" w:w="525"/>
-          </w:tcPr>
-          <w:p/>
-        </w:tc>
-        <w:tc>
-          <w:tcPr>
-            <w:tcW w:type="dxa" w:w="10"/>
-          </w:tcPr>
-          <w:p/>
-        </w:tc>
-      </w:tr>
-      <w:tr>
-        <w:tc>
-          <w:tcPr>
-            <w:tcW w:type="dxa" w:w="1351"/>
-          </w:tcPr>
-          <w:p>
-            <w:r>
-              <w:rPr>
-                <w:b w:val="0"/>
-                <w:sz w:val="16"/>
-              </w:rPr>
-              <w:t>Medición de la calidad de las respuestas</w:t>
-            </w:r>
-          </w:p>
-        </w:tc>
-        <w:tc>
-          <w:tcPr>
-            <w:tcW w:type="dxa" w:w="536"/>
-          </w:tcPr>
-          <w:p/>
-        </w:tc>
-        <w:tc>
-          <w:tcPr>
-            <w:tcW w:type="dxa" w:w="522"/>
-          </w:tcPr>
-          <w:p/>
-        </w:tc>
-        <w:tc>
-          <w:tcPr>
-            <w:tcW w:type="dxa" w:w="523"/>
-          </w:tcPr>
-          <w:p/>
-        </w:tc>
-        <w:tc>
-          <w:tcPr>
-            <w:tcW w:type="dxa" w:w="526"/>
-          </w:tcPr>
-          <w:p/>
-        </w:tc>
-        <w:tc>
-          <w:tcPr>
-            <w:tcW w:type="dxa" w:w="523"/>
-          </w:tcPr>
-          <w:p/>
-        </w:tc>
-        <w:tc>
-          <w:tcPr>
-            <w:tcW w:type="dxa" w:w="523"/>
-          </w:tcPr>
-          <w:p/>
-        </w:tc>
-        <w:tc>
-          <w:tcPr>
-            <w:tcW w:type="dxa" w:w="523"/>
-          </w:tcPr>
-          <w:p/>
-        </w:tc>
-        <w:tc>
-          <w:tcPr>
-            <w:tcW w:type="dxa" w:w="523"/>
-          </w:tcPr>
-          <w:p/>
-        </w:tc>
-        <w:tc>
-          <w:tcPr>
-            <w:tcW w:type="dxa" w:w="523"/>
           </w:tcPr>
           <w:p>
             <w:r>
@@ -8053,7 +9874,7 @@
         </w:tc>
         <w:tc>
           <w:tcPr>
-            <w:tcW w:type="dxa" w:w="523"/>
+            <w:tcW w:type="dxa" w:w="10"/>
           </w:tcPr>
           <w:p>
             <w:r>
@@ -8064,274 +9885,6 @@
               <w:t>X</w:t>
             </w:r>
           </w:p>
-        </w:tc>
-        <w:tc>
-          <w:tcPr>
-            <w:tcW w:type="dxa" w:w="523"/>
-          </w:tcPr>
-          <w:p>
-            <w:r>
-              <w:rPr>
-                <w:b/>
-                <w:sz w:val="18"/>
-              </w:rPr>
-              <w:t>X</w:t>
-            </w:r>
-          </w:p>
-        </w:tc>
-        <w:tc>
-          <w:tcPr>
-            <w:tcW w:type="dxa" w:w="523"/>
-          </w:tcPr>
-          <w:p>
-            <w:r>
-              <w:rPr>
-                <w:b/>
-                <w:sz w:val="18"/>
-              </w:rPr>
-              <w:t>X</w:t>
-            </w:r>
-          </w:p>
-        </w:tc>
-        <w:tc>
-          <w:tcPr>
-            <w:tcW w:type="dxa" w:w="525"/>
-          </w:tcPr>
-          <w:p>
-            <w:r>
-              <w:rPr>
-                <w:b/>
-                <w:sz w:val="18"/>
-              </w:rPr>
-              <w:t>X</w:t>
-            </w:r>
-          </w:p>
-        </w:tc>
-        <w:tc>
-          <w:tcPr>
-            <w:tcW w:type="dxa" w:w="525"/>
-          </w:tcPr>
-          <w:p>
-            <w:r>
-              <w:rPr>
-                <w:b/>
-                <w:sz w:val="18"/>
-              </w:rPr>
-              <w:t>X</w:t>
-            </w:r>
-          </w:p>
-        </w:tc>
-        <w:tc>
-          <w:tcPr>
-            <w:tcW w:type="dxa" w:w="525"/>
-          </w:tcPr>
-          <w:p/>
-        </w:tc>
-        <w:tc>
-          <w:tcPr>
-            <w:tcW w:type="dxa" w:w="7"/>
-          </w:tcPr>
-          <w:p/>
-        </w:tc>
-        <w:tc>
-          <w:tcPr>
-            <w:tcW w:type="dxa" w:w="518"/>
-          </w:tcPr>
-          <w:p/>
-        </w:tc>
-        <w:tc>
-          <w:tcPr>
-            <w:tcW w:type="dxa" w:w="525"/>
-          </w:tcPr>
-          <w:p/>
-        </w:tc>
-        <w:tc>
-          <w:tcPr>
-            <w:tcW w:type="dxa" w:w="525"/>
-          </w:tcPr>
-          <w:p/>
-        </w:tc>
-        <w:tc>
-          <w:tcPr>
-            <w:tcW w:type="dxa" w:w="10"/>
-          </w:tcPr>
-          <w:p/>
-        </w:tc>
-      </w:tr>
-      <w:tr>
-        <w:tc>
-          <w:tcPr>
-            <w:tcW w:type="dxa" w:w="1351"/>
-          </w:tcPr>
-          <w:p>
-            <w:r>
-              <w:rPr>
-                <w:b w:val="0"/>
-                <w:sz w:val="16"/>
-              </w:rPr>
-              <w:t>Puesta en producción y cierre</w:t>
-            </w:r>
-          </w:p>
-        </w:tc>
-        <w:tc>
-          <w:tcPr>
-            <w:tcW w:type="dxa" w:w="536"/>
-          </w:tcPr>
-          <w:p/>
-        </w:tc>
-        <w:tc>
-          <w:tcPr>
-            <w:tcW w:type="dxa" w:w="522"/>
-          </w:tcPr>
-          <w:p/>
-        </w:tc>
-        <w:tc>
-          <w:tcPr>
-            <w:tcW w:type="dxa" w:w="523"/>
-          </w:tcPr>
-          <w:p/>
-        </w:tc>
-        <w:tc>
-          <w:tcPr>
-            <w:tcW w:type="dxa" w:w="526"/>
-          </w:tcPr>
-          <w:p/>
-        </w:tc>
-        <w:tc>
-          <w:tcPr>
-            <w:tcW w:type="dxa" w:w="523"/>
-          </w:tcPr>
-          <w:p/>
-        </w:tc>
-        <w:tc>
-          <w:tcPr>
-            <w:tcW w:type="dxa" w:w="523"/>
-          </w:tcPr>
-          <w:p/>
-        </w:tc>
-        <w:tc>
-          <w:tcPr>
-            <w:tcW w:type="dxa" w:w="523"/>
-          </w:tcPr>
-          <w:p/>
-        </w:tc>
-        <w:tc>
-          <w:tcPr>
-            <w:tcW w:type="dxa" w:w="523"/>
-          </w:tcPr>
-          <w:p/>
-        </w:tc>
-        <w:tc>
-          <w:tcPr>
-            <w:tcW w:type="dxa" w:w="523"/>
-          </w:tcPr>
-          <w:p/>
-        </w:tc>
-        <w:tc>
-          <w:tcPr>
-            <w:tcW w:type="dxa" w:w="523"/>
-          </w:tcPr>
-          <w:p/>
-        </w:tc>
-        <w:tc>
-          <w:tcPr>
-            <w:tcW w:type="dxa" w:w="523"/>
-          </w:tcPr>
-          <w:p/>
-        </w:tc>
-        <w:tc>
-          <w:tcPr>
-            <w:tcW w:type="dxa" w:w="523"/>
-          </w:tcPr>
-          <w:p/>
-        </w:tc>
-        <w:tc>
-          <w:tcPr>
-            <w:tcW w:type="dxa" w:w="525"/>
-          </w:tcPr>
-          <w:p/>
-        </w:tc>
-        <w:tc>
-          <w:tcPr>
-            <w:tcW w:type="dxa" w:w="525"/>
-          </w:tcPr>
-          <w:p/>
-        </w:tc>
-        <w:tc>
-          <w:tcPr>
-            <w:tcW w:type="dxa" w:w="525"/>
-          </w:tcPr>
-          <w:p>
-            <w:r>
-              <w:rPr>
-                <w:b/>
-                <w:sz w:val="18"/>
-              </w:rPr>
-              <w:t>X</w:t>
-            </w:r>
-          </w:p>
-        </w:tc>
-        <w:tc>
-          <w:tcPr>
-            <w:tcW w:type="dxa" w:w="7"/>
-          </w:tcPr>
-          <w:p>
-            <w:r>
-              <w:rPr>
-                <w:b/>
-                <w:sz w:val="18"/>
-              </w:rPr>
-              <w:t>X</w:t>
-            </w:r>
-          </w:p>
-        </w:tc>
-        <w:tc>
-          <w:tcPr>
-            <w:tcW w:type="dxa" w:w="518"/>
-          </w:tcPr>
-          <w:p>
-            <w:r>
-              <w:rPr>
-                <w:b/>
-                <w:sz w:val="18"/>
-              </w:rPr>
-              <w:t>X</w:t>
-            </w:r>
-          </w:p>
-        </w:tc>
-        <w:tc>
-          <w:tcPr>
-            <w:tcW w:type="dxa" w:w="525"/>
-          </w:tcPr>
-          <w:p>
-            <w:r>
-              <w:rPr>
-                <w:b/>
-                <w:sz w:val="18"/>
-              </w:rPr>
-              <w:t>X</w:t>
-            </w:r>
-          </w:p>
-        </w:tc>
-        <w:tc>
-          <w:tcPr>
-            <w:tcW w:type="dxa" w:w="525"/>
-          </w:tcPr>
-          <w:p>
-            <w:r>
-              <w:rPr>
-                <w:b/>
-                <w:sz w:val="18"/>
-              </w:rPr>
-              <w:t>X</w:t>
-            </w:r>
-          </w:p>
-        </w:tc>
-        <w:tc>
-          <w:tcPr>
-            <w:tcW w:type="dxa" w:w="10"/>
-          </w:tcPr>
-          <w:p/>
         </w:tc>
       </w:tr>
     </w:tbl>
@@ -8351,7 +9904,7 @@
           <w:i/>
           <w:sz w:val="18"/>
         </w:rPr>
-        <w:t>Nota sobre el plan de trabajo. El 28 de agosto de 2026 la empresa entregó el proyecto ya implementado. El plan de trabajo y la Carta Gantt de este documento siguen las seis fases acordadas con la empresa y reflejan el trabajo que queda tras esa entrega: verificación, cierre de brechas, despliegue y medición de la calidad. La planificación previa, elaborada con la información disponible antes de esa fecha, se conserva en la documentación del equipo como registro de la fase de definición.</w:t>
+        <w:t>Nota sobre el plan de trabajo. El 28 de agosto de 2026 la empresa entregó el proyecto ya implementado. El plan de trabajo y la Carta Gantt de este documento son los que el equipo acordó sobre esa base y reflejan el trabajo que queda: multi-tenancy, base de conocimiento, base de datos, integración de frontend y backend, integración con el modelo de lenguaje, y los ajustes entre cada entrega evaluada. La planificación previa, elaborada con la información disponible antes de esa fecha, se conserva en la documentación del equipo como registro de la fase de definición.</w:t>
       </w:r>
     </w:p>
     <w:sectPr>
